--- a/pr-preview/pr-240/model-validation-handout.docx
+++ b/pr-preview/pr-240/model-validation-handout.docx
@@ -15,7 +15,7 @@
         <w:pStyle w:val="Date"/>
       </w:pPr>
       <w:r>
-        <w:t xml:space="preserve">Last modified: 2026-10-16 01:22:59 (PDT)</w:t>
+        <w:t xml:space="preserve">Last modified: 2026-10-16 01:48:44 (PDT)</w:t>
       </w:r>
     </w:p>
     <w:bookmarkStart w:id="17" w:name="sec-data-sets"/>

--- a/pr-preview/pr-240/model-validation-handout.docx
+++ b/pr-preview/pr-240/model-validation-handout.docx
@@ -15,7 +15,7 @@
         <w:pStyle w:val="Date"/>
       </w:pPr>
       <w:r>
-        <w:t xml:space="preserve">Last modified: 2026-10-16 01:48:44 (PDT)</w:t>
+        <w:t xml:space="preserve">Last modified: 2026-10-16 02:09:07 (PDT)</w:t>
       </w:r>
     </w:p>
     <w:bookmarkStart w:id="17" w:name="sec-data-sets"/>
@@ -1536,7 +1536,7 @@
     </w:p>
     <w:bookmarkEnd w:id="16"/>
     <w:bookmarkEnd w:id="17"/>
-    <w:bookmarkStart w:id="43" w:name="sec-prediction-rules"/>
+    <w:bookmarkStart w:id="44" w:name="sec-prediction-rules"/>
     <w:p>
       <w:pPr>
         <w:pStyle w:val="Heading2"/>
@@ -2718,7 +2718,7 @@
       <w:bookmarkEnd w:id="25"/>
     </w:p>
     <w:bookmarkEnd w:id="26"/>
-    <w:bookmarkStart w:id="27" w:name="def-new-observation"/>
+    <w:bookmarkStart w:id="28" w:name="def-new-observation"/>
     <w:p>
       <w:pPr>
         <w:pStyle w:val="FirstParagraph"/>
@@ -2859,8 +2859,19 @@
       <w:r>
         <w:t xml:space="preserve"> </w:t>
       </w:r>
-      <w:r>
-        <w:t xml:space="preserve">independently of</w:t>
+      <w:hyperlink r:id="rId27">
+        <w:r>
+          <w:rPr>
+            <w:rStyle w:val="Hyperlink"/>
+          </w:rPr>
+          <w:t xml:space="preserve">statistically independent</w:t>
+        </w:r>
+      </w:hyperlink>
+      <w:r>
+        <w:t xml:space="preserve"> </w:t>
+      </w:r>
+      <w:r>
+        <w:t xml:space="preserve">of</w:t>
       </w:r>
       <w:r>
         <w:t xml:space="preserve"> </w:t>
@@ -3063,8 +3074,8 @@
         <w:t xml:space="preserve">.</w:t>
       </w:r>
     </w:p>
-    <w:bookmarkEnd w:id="27"/>
-    <w:bookmarkStart w:id="28" w:name="exm-new-observation"/>
+    <w:bookmarkEnd w:id="28"/>
+    <w:bookmarkStart w:id="29" w:name="exm-new-observation"/>
     <w:p>
       <w:pPr>
         <w:pStyle w:val="BodyText"/>
@@ -3446,8 +3457,8 @@
         <w:t xml:space="preserve">.</w:t>
       </w:r>
     </w:p>
-    <w:bookmarkEnd w:id="28"/>
-    <w:bookmarkStart w:id="31" w:name="def-generalization-error"/>
+    <w:bookmarkEnd w:id="29"/>
+    <w:bookmarkStart w:id="32" w:name="def-generalization-error"/>
     <w:p>
       <w:pPr>
         <w:pStyle w:val="BodyText"/>
@@ -3558,7 +3569,7 @@
       <w:r>
         <w:t xml:space="preserve"> </w:t>
       </w:r>
-      <w:hyperlink r:id="rId29">
+      <w:hyperlink r:id="rId30">
         <w:r>
           <w:rPr>
             <w:rStyle w:val="Hyperlink"/>
@@ -3681,7 +3692,7 @@
       <w:pPr>
         <w:pStyle w:val="BodyText"/>
       </w:pPr>
-      <w:bookmarkStart w:id="30" w:name="eq-generalization-error"/>
+      <w:bookmarkStart w:id="31" w:name="eq-generalization-error"/>
       <m:oMathPara>
         <m:oMathParaPr>
           <m:jc m:val="center"/>
@@ -3895,10 +3906,10 @@
           </m:r>
         </m:oMath>
       </m:oMathPara>
-      <w:bookmarkEnd w:id="30"/>
+      <w:bookmarkEnd w:id="31"/>
     </w:p>
-    <w:bookmarkEnd w:id="31"/>
-    <w:bookmarkStart w:id="32" w:name="rem-source-generalization-error"/>
+    <w:bookmarkEnd w:id="32"/>
+    <w:bookmarkStart w:id="33" w:name="rem-source-generalization-error"/>
     <w:p>
       <w:pPr>
         <w:pStyle w:val="FirstParagraph"/>
@@ -3938,8 +3949,8 @@
         <w:t xml:space="preserve">.</w:t>
       </w:r>
     </w:p>
-    <w:bookmarkEnd w:id="32"/>
-    <w:bookmarkStart w:id="34" w:name="def-held-out-set"/>
+    <w:bookmarkEnd w:id="33"/>
+    <w:bookmarkStart w:id="35" w:name="def-held-out-set"/>
     <w:p>
       <w:pPr>
         <w:pStyle w:val="BodyText"/>
@@ -4129,7 +4140,7 @@
       <w:pPr>
         <w:pStyle w:val="BodyText"/>
       </w:pPr>
-      <w:bookmarkStart w:id="33" w:name="eq-held-out-set"/>
+      <w:bookmarkStart w:id="34" w:name="eq-held-out-set"/>
       <m:oMathPara>
         <m:oMathParaPr>
           <m:jc m:val="center"/>
@@ -4327,10 +4338,10 @@
           </m:r>
         </m:oMath>
       </m:oMathPara>
-      <w:bookmarkEnd w:id="33"/>
+      <w:bookmarkEnd w:id="34"/>
     </w:p>
-    <w:bookmarkEnd w:id="34"/>
-    <w:bookmarkStart w:id="35" w:name="rem-source-held-out-set"/>
+    <w:bookmarkEnd w:id="35"/>
+    <w:bookmarkStart w:id="36" w:name="rem-source-held-out-set"/>
     <w:p>
       <w:pPr>
         <w:pStyle w:val="FirstParagraph"/>
@@ -4368,8 +4379,8 @@
         <w:t xml:space="preserve">.</w:t>
       </w:r>
     </w:p>
-    <w:bookmarkEnd w:id="35"/>
-    <w:bookmarkStart w:id="38" w:name="def-prediction-rmse"/>
+    <w:bookmarkEnd w:id="36"/>
+    <w:bookmarkStart w:id="39" w:name="def-prediction-rmse"/>
     <w:p>
       <w:pPr>
         <w:pStyle w:val="BodyText"/>
@@ -4526,7 +4537,7 @@
       <w:r>
         <w:t xml:space="preserve"> </w:t>
       </w:r>
-      <w:hyperlink r:id="rId36">
+      <w:hyperlink r:id="rId37">
         <w:r>
           <w:rPr>
             <w:rStyle w:val="Hyperlink"/>
@@ -4542,7 +4553,7 @@
       <w:pPr>
         <w:pStyle w:val="BodyText"/>
       </w:pPr>
-      <w:bookmarkStart w:id="37" w:name="eq-prediction-rmse"/>
+      <w:bookmarkStart w:id="38" w:name="eq-prediction-rmse"/>
       <m:oMathPara>
         <m:oMathParaPr>
           <m:jc m:val="center"/>
@@ -4665,10 +4676,10 @@
           </m:r>
         </m:oMath>
       </m:oMathPara>
-      <w:bookmarkEnd w:id="37"/>
+      <w:bookmarkEnd w:id="38"/>
     </w:p>
-    <w:bookmarkEnd w:id="38"/>
-    <w:bookmarkStart w:id="41" w:name="def-training-mse"/>
+    <w:bookmarkEnd w:id="39"/>
+    <w:bookmarkStart w:id="42" w:name="def-training-mse"/>
     <w:p>
       <w:pPr>
         <w:pStyle w:val="FirstParagraph"/>
@@ -4779,7 +4790,7 @@
       <w:r>
         <w:t xml:space="preserve"> </w:t>
       </w:r>
-      <w:hyperlink r:id="rId36">
+      <w:hyperlink r:id="rId37">
         <w:r>
           <w:rPr>
             <w:rStyle w:val="Hyperlink"/>
@@ -4796,7 +4807,7 @@
       <w:r>
         <w:t xml:space="preserve"> </w:t>
       </w:r>
-      <w:hyperlink r:id="rId39">
+      <w:hyperlink r:id="rId40">
         <w:r>
           <w:rPr>
             <w:rStyle w:val="Hyperlink"/>
@@ -4882,7 +4893,7 @@
       <w:pPr>
         <w:pStyle w:val="BodyText"/>
       </w:pPr>
-      <w:bookmarkStart w:id="40" w:name="eq-training-mse"/>
+      <w:bookmarkStart w:id="41" w:name="eq-training-mse"/>
       <m:oMathPara>
         <m:oMathParaPr>
           <m:jc m:val="center"/>
@@ -5052,10 +5063,10 @@
           </m:r>
         </m:oMath>
       </m:oMathPara>
-      <w:bookmarkEnd w:id="40"/>
+      <w:bookmarkEnd w:id="41"/>
     </w:p>
-    <w:bookmarkEnd w:id="41"/>
-    <w:bookmarkStart w:id="42" w:name="rem-source-training-mse"/>
+    <w:bookmarkEnd w:id="42"/>
+    <w:bookmarkStart w:id="43" w:name="rem-source-training-mse"/>
     <w:p>
       <w:pPr>
         <w:pStyle w:val="FirstParagraph"/>
@@ -5102,9 +5113,9 @@
         <w:t xml:space="preserve">and define it for any loss.</w:t>
       </w:r>
     </w:p>
-    <w:bookmarkEnd w:id="42"/>
     <w:bookmarkEnd w:id="43"/>
-    <w:bookmarkStart w:id="48" w:name="overfitting"/>
+    <w:bookmarkEnd w:id="44"/>
+    <w:bookmarkStart w:id="49" w:name="overfitting"/>
     <w:p>
       <w:pPr>
         <w:pStyle w:val="Heading2"/>
@@ -5113,7 +5124,7 @@
         <w:t xml:space="preserve">3 Overfitting</w:t>
       </w:r>
     </w:p>
-    <w:bookmarkStart w:id="44" w:name="exr-overfitting"/>
+    <w:bookmarkStart w:id="45" w:name="exr-overfitting"/>
     <w:p>
       <w:pPr>
         <w:pStyle w:val="FirstParagraph"/>
@@ -5326,8 +5337,8 @@
         <w:t xml:space="preserve">improve predictions for the held-out cars?</w:t>
       </w:r>
     </w:p>
-    <w:bookmarkEnd w:id="44"/>
-    <w:bookmarkStart w:id="45" w:name="sol-overfitting"/>
+    <w:bookmarkEnd w:id="45"/>
+    <w:bookmarkStart w:id="46" w:name="sol-overfitting"/>
     <w:p>
       <w:pPr>
         <w:pStyle w:val="FirstParagraph"/>
@@ -6550,8 +6561,8 @@
         <w:t xml:space="preserve">there the held-out RMSE also falls.</w:t>
       </w:r>
     </w:p>
-    <w:bookmarkEnd w:id="45"/>
-    <w:bookmarkStart w:id="46" w:name="def-overfitting"/>
+    <w:bookmarkEnd w:id="46"/>
+    <w:bookmarkStart w:id="47" w:name="def-overfitting"/>
     <w:p>
       <w:pPr>
         <w:pStyle w:val="FirstParagraph"/>
@@ -6620,8 +6631,8 @@
         <w:t xml:space="preserve">but predicts poorly for new observations.</w:t>
       </w:r>
     </w:p>
-    <w:bookmarkEnd w:id="46"/>
-    <w:bookmarkStart w:id="47" w:name="exm-overfitting-polynomial-cars"/>
+    <w:bookmarkEnd w:id="47"/>
+    <w:bookmarkStart w:id="48" w:name="exm-overfitting-polynomial-cars"/>
     <w:p>
       <w:pPr>
         <w:pStyle w:val="BodyText"/>
@@ -6678,9 +6689,9 @@
         <w:t xml:space="preserve">it is the beginning of overfitting, not a dramatic case.</w:t>
       </w:r>
     </w:p>
-    <w:bookmarkEnd w:id="47"/>
     <w:bookmarkEnd w:id="48"/>
-    <w:bookmarkStart w:id="105" w:name="sec-generalization-error"/>
+    <w:bookmarkEnd w:id="49"/>
+    <w:bookmarkStart w:id="106" w:name="sec-generalization-error"/>
     <w:p>
       <w:pPr>
         <w:pStyle w:val="Heading2"/>
@@ -6689,7 +6700,7 @@
         <w:t xml:space="preserve">4 Generalization error</w:t>
       </w:r>
     </w:p>
-    <w:bookmarkStart w:id="49" w:name="exr-generalization-error"/>
+    <w:bookmarkStart w:id="50" w:name="exr-generalization-error"/>
     <w:p>
       <w:pPr>
         <w:pStyle w:val="FirstParagraph"/>
@@ -6966,7 +6977,7 @@
       <w:r>
         <w:t xml:space="preserve"> </w:t>
       </w:r>
-      <w:hyperlink r:id="rId29">
+      <w:hyperlink r:id="rId30">
         <w:r>
           <w:rPr>
             <w:rStyle w:val="Hyperlink"/>
@@ -7117,8 +7128,8 @@
         <w:t xml:space="preserve">use in place of your expectation?</w:t>
       </w:r>
     </w:p>
-    <w:bookmarkEnd w:id="49"/>
-    <w:bookmarkStart w:id="50" w:name="sol-generalization-error"/>
+    <w:bookmarkEnd w:id="50"/>
+    <w:bookmarkStart w:id="51" w:name="sol-generalization-error"/>
     <w:p>
       <w:pPr>
         <w:pStyle w:val="FirstParagraph"/>
@@ -7689,8 +7700,8 @@
         <w:t xml:space="preserve">was chosen to fit them.</w:t>
       </w:r>
     </w:p>
-    <w:bookmarkEnd w:id="50"/>
-    <w:bookmarkStart w:id="52" w:name="def-expected-generalization-error"/>
+    <w:bookmarkEnd w:id="51"/>
+    <w:bookmarkStart w:id="53" w:name="def-expected-generalization-error"/>
     <w:p>
       <w:pPr>
         <w:pStyle w:val="FirstParagraph"/>
@@ -7918,7 +7929,7 @@
       <w:pPr>
         <w:pStyle w:val="BodyText"/>
       </w:pPr>
-      <w:bookmarkStart w:id="51" w:name="eq-expected-generalization-error"/>
+      <w:bookmarkStart w:id="52" w:name="eq-expected-generalization-error"/>
       <m:oMathPara>
         <m:oMathParaPr>
           <m:jc m:val="center"/>
@@ -8205,10 +8216,10 @@
           </m:r>
         </m:oMath>
       </m:oMathPara>
-      <w:bookmarkEnd w:id="51"/>
+      <w:bookmarkEnd w:id="52"/>
     </w:p>
-    <w:bookmarkEnd w:id="52"/>
-    <w:bookmarkStart w:id="53" w:name="rem-source-expected-generalization-error"/>
+    <w:bookmarkEnd w:id="53"/>
+    <w:bookmarkStart w:id="54" w:name="rem-source-expected-generalization-error"/>
     <w:p>
       <w:pPr>
         <w:pStyle w:val="FirstParagraph"/>
@@ -8293,8 +8304,8 @@
         <w:t xml:space="preserve">.</w:t>
       </w:r>
     </w:p>
-    <w:bookmarkEnd w:id="53"/>
-    <w:bookmarkStart w:id="55" w:name="def-mean-function"/>
+    <w:bookmarkEnd w:id="54"/>
+    <w:bookmarkStart w:id="56" w:name="def-mean-function"/>
     <w:p>
       <w:pPr>
         <w:pStyle w:val="BodyText"/>
@@ -8417,7 +8428,7 @@
       <w:pPr>
         <w:pStyle w:val="BodyText"/>
       </w:pPr>
-      <w:bookmarkStart w:id="54" w:name="eq-mean-function"/>
+      <w:bookmarkStart w:id="55" w:name="eq-mean-function"/>
       <m:oMathPara>
         <m:oMathParaPr>
           <m:jc m:val="center"/>
@@ -8529,10 +8540,10 @@
           </m:r>
         </m:oMath>
       </m:oMathPara>
-      <w:bookmarkEnd w:id="54"/>
+      <w:bookmarkEnd w:id="55"/>
     </w:p>
-    <w:bookmarkEnd w:id="55"/>
-    <w:bookmarkStart w:id="57" w:name="def-epe"/>
+    <w:bookmarkEnd w:id="56"/>
+    <w:bookmarkStart w:id="58" w:name="def-epe"/>
     <w:p>
       <w:pPr>
         <w:pStyle w:val="FirstParagraph"/>
@@ -8620,7 +8631,7 @@
       <w:r>
         <w:t xml:space="preserve"> </w:t>
       </w:r>
-      <w:hyperlink r:id="rId29">
+      <w:hyperlink r:id="rId30">
         <w:r>
           <w:rPr>
             <w:rStyle w:val="Hyperlink"/>
@@ -8864,7 +8875,7 @@
       <w:pPr>
         <w:pStyle w:val="BodyText"/>
       </w:pPr>
-      <w:bookmarkStart w:id="56" w:name="eq-epe"/>
+      <w:bookmarkStart w:id="57" w:name="eq-epe"/>
       <m:oMathPara>
         <m:oMathParaPr>
           <m:jc m:val="center"/>
@@ -9100,10 +9111,10 @@
           </m:r>
         </m:oMath>
       </m:oMathPara>
-      <w:bookmarkEnd w:id="56"/>
+      <w:bookmarkEnd w:id="57"/>
     </w:p>
-    <w:bookmarkEnd w:id="57"/>
-    <w:bookmarkStart w:id="58" w:name="rem-source-epe"/>
+    <w:bookmarkEnd w:id="58"/>
+    <w:bookmarkStart w:id="59" w:name="rem-source-epe"/>
     <w:p>
       <w:pPr>
         <w:pStyle w:val="FirstParagraph"/>
@@ -9163,8 +9174,8 @@
         <w:t xml:space="preserve">.</w:t>
       </w:r>
     </w:p>
-    <w:bookmarkEnd w:id="58"/>
-    <w:bookmarkStart w:id="59" w:name="exr-expected-error-epe"/>
+    <w:bookmarkEnd w:id="59"/>
+    <w:bookmarkStart w:id="60" w:name="exr-expected-error-epe"/>
     <w:p>
       <w:pPr>
         <w:pStyle w:val="BodyText"/>
@@ -9498,8 +9509,8 @@
         <w:t xml:space="preserve">.</w:t>
       </w:r>
     </w:p>
-    <w:bookmarkEnd w:id="59"/>
-    <w:bookmarkStart w:id="61" w:name="sol-expected-error-epe"/>
+    <w:bookmarkEnd w:id="60"/>
+    <w:bookmarkStart w:id="62" w:name="sol-expected-error-epe"/>
     <w:p>
       <w:pPr>
         <w:pStyle w:val="BodyText"/>
@@ -10713,7 +10724,7 @@
       <w:r>
         <w:t xml:space="preserve"> </w:t>
       </w:r>
-      <w:hyperlink r:id="rId60">
+      <w:hyperlink r:id="rId61">
         <w:r>
           <w:rPr>
             <w:rStyle w:val="Hyperlink"/>
@@ -10970,8 +10981,8 @@
         <w:t xml:space="preserve">requires.</w:t>
       </w:r>
     </w:p>
-    <w:bookmarkEnd w:id="61"/>
-    <w:bookmarkStart w:id="63" w:name="thm-expected-error-epe"/>
+    <w:bookmarkEnd w:id="62"/>
+    <w:bookmarkStart w:id="64" w:name="thm-expected-error-epe"/>
     <w:p>
       <w:pPr>
         <w:pStyle w:val="BodyText"/>
@@ -11191,7 +11202,7 @@
       <w:pPr>
         <w:pStyle w:val="BodyText"/>
       </w:pPr>
-      <w:bookmarkStart w:id="62" w:name="eq-expected-error-epe"/>
+      <w:bookmarkStart w:id="63" w:name="eq-expected-error-epe"/>
       <m:oMathPara>
         <m:oMathParaPr>
           <m:jc m:val="center"/>
@@ -11336,9 +11347,9 @@
           </m:r>
         </m:oMath>
       </m:oMathPara>
-      <w:bookmarkEnd w:id="62"/>
+      <w:bookmarkEnd w:id="63"/>
     </w:p>
-    <w:bookmarkEnd w:id="63"/>
+    <w:bookmarkEnd w:id="64"/>
     <w:p>
       <w:pPr>
         <w:pStyle w:val="FirstParagraph"/>
@@ -11371,7 +11382,7 @@
         <w:t xml:space="preserve">.</w:t>
       </w:r>
     </w:p>
-    <w:bookmarkStart w:id="65" w:name="def-average-fit"/>
+    <w:bookmarkStart w:id="66" w:name="def-average-fit"/>
     <w:p>
       <w:pPr>
         <w:pStyle w:val="BodyText"/>
@@ -11582,7 +11593,7 @@
       <w:pPr>
         <w:pStyle w:val="BodyText"/>
       </w:pPr>
-      <w:bookmarkStart w:id="64" w:name="eq-average-fit"/>
+      <w:bookmarkStart w:id="65" w:name="eq-average-fit"/>
       <m:oMathPara>
         <m:oMathParaPr>
           <m:jc m:val="center"/>
@@ -11732,9 +11743,9 @@
           </m:r>
         </m:oMath>
       </m:oMathPara>
-      <w:bookmarkEnd w:id="64"/>
+      <w:bookmarkEnd w:id="65"/>
     </w:p>
-    <w:bookmarkEnd w:id="65"/>
+    <w:bookmarkEnd w:id="66"/>
     <w:p>
       <w:pPr>
         <w:pStyle w:val="FirstParagraph"/>
@@ -11788,7 +11799,7 @@
         <w:t xml:space="preserve">and from each other.</w:t>
       </w:r>
     </w:p>
-    <w:bookmarkStart w:id="66" w:name="exm-average-fit"/>
+    <w:bookmarkStart w:id="67" w:name="exm-average-fit"/>
     <w:p>
       <w:pPr>
         <w:pStyle w:val="BodyText"/>
@@ -12032,8 +12043,8 @@
         </m:oMath>
       </m:oMathPara>
     </w:p>
-    <w:bookmarkEnd w:id="66"/>
-    <w:bookmarkStart w:id="69" w:name="def-prediction-bias"/>
+    <w:bookmarkEnd w:id="67"/>
+    <w:bookmarkStart w:id="70" w:name="def-prediction-bias"/>
     <w:p>
       <w:pPr>
         <w:pStyle w:val="FirstParagraph"/>
@@ -12275,7 +12286,7 @@
       <w:r>
         <w:t xml:space="preserve"> </w:t>
       </w:r>
-      <w:hyperlink r:id="rId67">
+      <w:hyperlink r:id="rId68">
         <w:r>
           <w:rPr>
             <w:rStyle w:val="Hyperlink"/>
@@ -12396,7 +12407,7 @@
       <w:pPr>
         <w:pStyle w:val="BodyText"/>
       </w:pPr>
-      <w:bookmarkStart w:id="68" w:name="eq-prediction-bias"/>
+      <w:bookmarkStart w:id="69" w:name="eq-prediction-bias"/>
       <m:oMathPara>
         <m:oMathParaPr>
           <m:jc m:val="center"/>
@@ -12598,7 +12609,7 @@
           </m:r>
         </m:oMath>
       </m:oMathPara>
-      <w:bookmarkEnd w:id="68"/>
+      <w:bookmarkEnd w:id="69"/>
     </w:p>
     <w:p>
       <w:pPr>
@@ -12685,7 +12696,7 @@
         <w:t xml:space="preserve">.</w:t>
       </w:r>
     </w:p>
-    <w:bookmarkEnd w:id="69"/>
+    <w:bookmarkEnd w:id="70"/>
     <w:p>
       <w:pPr>
         <w:pStyle w:val="BodyText"/>
@@ -12719,7 +12730,7 @@
         <w:t xml:space="preserve">the bias reflects the error introduced by approximating a real-world relationship by a model.</w:t>
       </w:r>
     </w:p>
-    <w:bookmarkStart w:id="70" w:name="exm-prediction-bias"/>
+    <w:bookmarkStart w:id="71" w:name="exm-prediction-bias"/>
     <w:p>
       <w:pPr>
         <w:pStyle w:val="BodyText"/>
@@ -13048,8 +13059,8 @@
         <w:t xml:space="preserve">.</w:t>
       </w:r>
     </w:p>
-    <w:bookmarkEnd w:id="70"/>
-    <w:bookmarkStart w:id="71" w:name="exr-epe-three-sources"/>
+    <w:bookmarkEnd w:id="71"/>
+    <w:bookmarkStart w:id="72" w:name="exr-epe-three-sources"/>
     <w:p>
       <w:pPr>
         <w:pStyle w:val="BodyText"/>
@@ -13841,8 +13852,8 @@
         <w:t xml:space="preserve">and which cannot?</w:t>
       </w:r>
     </w:p>
-    <w:bookmarkEnd w:id="71"/>
-    <w:bookmarkStart w:id="72" w:name="sol-epe-three-sources"/>
+    <w:bookmarkEnd w:id="72"/>
+    <w:bookmarkStart w:id="73" w:name="sol-epe-three-sources"/>
     <w:p>
       <w:pPr>
         <w:pStyle w:val="FirstParagraph"/>
@@ -14141,8 +14152,8 @@
         <w:t xml:space="preserve">in the new outcome.</w:t>
       </w:r>
     </w:p>
-    <w:bookmarkEnd w:id="72"/>
-    <w:bookmarkStart w:id="73" w:name="exr-epe-split-noise"/>
+    <w:bookmarkEnd w:id="73"/>
+    <w:bookmarkStart w:id="74" w:name="exr-epe-split-noise"/>
     <w:p>
       <w:pPr>
         <w:pStyle w:val="FirstParagraph"/>
@@ -14629,8 +14640,8 @@
         <w:t xml:space="preserve">and name the assumptions that make the cross term zero.</w:t>
       </w:r>
     </w:p>
-    <w:bookmarkEnd w:id="73"/>
-    <w:bookmarkStart w:id="77" w:name="sol-epe-split-noise"/>
+    <w:bookmarkEnd w:id="74"/>
+    <w:bookmarkStart w:id="78" w:name="sol-epe-split-noise"/>
     <w:p>
       <w:pPr>
         <w:pStyle w:val="BodyText"/>
@@ -15464,7 +15475,7 @@
       <w:r>
         <w:t xml:space="preserve"> </w:t>
       </w:r>
-      <w:hyperlink r:id="rId74">
+      <w:hyperlink r:id="rId75">
         <w:r>
           <w:rPr>
             <w:rStyle w:val="Hyperlink"/>
@@ -15495,7 +15506,7 @@
       <w:r>
         <w:t xml:space="preserve"> </w:t>
       </w:r>
-      <w:hyperlink r:id="rId75">
+      <w:hyperlink r:id="rId76">
         <w:r>
           <w:rPr>
             <w:rStyle w:val="Hyperlink"/>
@@ -16893,7 +16904,7 @@
       <w:pPr>
         <w:pStyle w:val="BodyText"/>
       </w:pPr>
-      <w:bookmarkStart w:id="76" w:name="eq-epe-after-noise"/>
+      <w:bookmarkStart w:id="77" w:name="eq-epe-after-noise"/>
       <m:oMathPara>
         <m:oMathParaPr>
           <m:jc m:val="center"/>
@@ -17184,7 +17195,7 @@
           </m:r>
         </m:oMath>
       </m:oMathPara>
-      <w:bookmarkEnd w:id="76"/>
+      <w:bookmarkEnd w:id="77"/>
     </w:p>
     <w:p>
       <w:pPr>
@@ -17379,8 +17390,8 @@
         <w:t xml:space="preserve">whose noise helped determine the prediction.</w:t>
       </w:r>
     </w:p>
-    <w:bookmarkEnd w:id="77"/>
-    <w:bookmarkStart w:id="78" w:name="exr-epe-split-bias"/>
+    <w:bookmarkEnd w:id="78"/>
+    <w:bookmarkStart w:id="79" w:name="exr-epe-split-bias"/>
     <w:p>
       <w:pPr>
         <w:pStyle w:val="BodyText"/>
@@ -17704,8 +17715,8 @@
         <w:t xml:space="preserve">and what makes the cross term zero this time?</w:t>
       </w:r>
     </w:p>
-    <w:bookmarkEnd w:id="78"/>
-    <w:bookmarkStart w:id="81" w:name="sol-epe-split-bias"/>
+    <w:bookmarkEnd w:id="79"/>
+    <w:bookmarkStart w:id="82" w:name="sol-epe-split-bias"/>
     <w:p>
       <w:pPr>
         <w:pStyle w:val="BodyText"/>
@@ -20115,7 +20126,7 @@
       <w:r>
         <w:t xml:space="preserve"> </w:t>
       </w:r>
-      <w:hyperlink r:id="rId79">
+      <w:hyperlink r:id="rId80">
         <w:r>
           <w:rPr>
             <w:rStyle w:val="Hyperlink"/>
@@ -20729,7 +20740,7 @@
       <w:pPr>
         <w:pStyle w:val="BodyText"/>
       </w:pPr>
-      <w:bookmarkStart w:id="80" w:name="eq-epe-after-bias"/>
+      <w:bookmarkStart w:id="81" w:name="eq-epe-after-bias"/>
       <m:oMathPara>
         <m:oMathParaPr>
           <m:jc m:val="center"/>
@@ -21057,7 +21068,7 @@
           </m:r>
         </m:oMath>
       </m:oMathPara>
-      <w:bookmarkEnd w:id="80"/>
+      <w:bookmarkEnd w:id="81"/>
     </w:p>
     <w:p>
       <w:pPr>
@@ -21093,8 +21104,8 @@
         <w:t xml:space="preserve">This split is specific to squared-error loss, the loss these notes use.</w:t>
       </w:r>
     </w:p>
-    <w:bookmarkEnd w:id="81"/>
-    <w:bookmarkStart w:id="83" w:name="thm-epe-decomposition"/>
+    <w:bookmarkEnd w:id="82"/>
+    <w:bookmarkStart w:id="84" w:name="thm-epe-decomposition"/>
     <w:p>
       <w:pPr>
         <w:pStyle w:val="BodyText"/>
@@ -21615,7 +21626,7 @@
       <w:r>
         <w:t xml:space="preserve"> </w:t>
       </w:r>
-      <w:hyperlink r:id="rId79">
+      <w:hyperlink r:id="rId80">
         <w:r>
           <w:rPr>
             <w:rStyle w:val="Hyperlink"/>
@@ -21657,7 +21668,7 @@
       <w:pPr>
         <w:pStyle w:val="BodyText"/>
       </w:pPr>
-      <w:bookmarkStart w:id="82" w:name="eq-epe-decomposition"/>
+      <w:bookmarkStart w:id="83" w:name="eq-epe-decomposition"/>
       <m:oMathPara>
         <m:oMathParaPr>
           <m:jc m:val="center"/>
@@ -21923,9 +21934,9 @@
           </m:r>
         </m:oMath>
       </m:oMathPara>
-      <w:bookmarkEnd w:id="82"/>
+      <w:bookmarkEnd w:id="83"/>
     </w:p>
-    <w:bookmarkEnd w:id="83"/>
+    <w:bookmarkEnd w:id="84"/>
     <w:p>
       <w:pPr>
         <w:pStyle w:val="FirstParagraph"/>
@@ -22719,7 +22730,7 @@
         </m:oMath>
       </m:oMathPara>
     </w:p>
-    <w:bookmarkStart w:id="84" w:name="def-irreducible-error"/>
+    <w:bookmarkStart w:id="85" w:name="def-irreducible-error"/>
     <w:p>
       <w:pPr>
         <w:pStyle w:val="FirstParagraph"/>
@@ -22966,7 +22977,7 @@
         <w:t xml:space="preserve">.</w:t>
       </w:r>
     </w:p>
-    <w:bookmarkEnd w:id="84"/>
+    <w:bookmarkEnd w:id="85"/>
     <w:p>
       <w:pPr>
         <w:pStyle w:val="BodyText"/>
@@ -22994,7 +23005,7 @@
         <w:t xml:space="preserve">.</w:t>
       </w:r>
     </w:p>
-    <w:bookmarkStart w:id="87" w:name="rem-generalization-error"/>
+    <w:bookmarkStart w:id="88" w:name="rem-generalization-error"/>
     <w:p>
       <w:pPr>
         <w:pStyle w:val="BodyText"/>
@@ -23105,7 +23116,7 @@
       <w:r>
         <w:t xml:space="preserve"> </w:t>
       </w:r>
-      <w:hyperlink r:id="rId85">
+      <w:hyperlink r:id="rId86">
         <w:r>
           <w:rPr>
             <w:rStyle w:val="Hyperlink"/>
@@ -23170,7 +23181,7 @@
       <w:r>
         <w:t xml:space="preserve"> </w:t>
       </w:r>
-      <w:hyperlink r:id="rId86">
+      <w:hyperlink r:id="rId87">
         <w:r>
           <w:rPr>
             <w:rStyle w:val="Hyperlink"/>
@@ -23380,8 +23391,8 @@
         <w:t xml:space="preserve">into a squared bias, a variance and a noise variance.</w:t>
       </w:r>
     </w:p>
-    <w:bookmarkEnd w:id="87"/>
-    <w:bookmarkStart w:id="89" w:name="def-flexibility"/>
+    <w:bookmarkEnd w:id="88"/>
+    <w:bookmarkStart w:id="90" w:name="def-flexibility"/>
     <w:p>
       <w:pPr>
         <w:pStyle w:val="BodyText"/>
@@ -23655,7 +23666,7 @@
       <w:pPr>
         <w:pStyle w:val="BodyText"/>
       </w:pPr>
-      <w:bookmarkStart w:id="88" w:name="eq-flexibility"/>
+      <w:bookmarkStart w:id="89" w:name="eq-flexibility"/>
       <m:oMathPara>
         <m:oMathParaPr>
           <m:jc m:val="center"/>
@@ -23725,10 +23736,10 @@
           </m:r>
         </m:oMath>
       </m:oMathPara>
-      <w:bookmarkEnd w:id="88"/>
+      <w:bookmarkEnd w:id="89"/>
     </w:p>
-    <w:bookmarkEnd w:id="89"/>
-    <w:bookmarkStart w:id="90" w:name="rem-source-flexibility"/>
+    <w:bookmarkEnd w:id="90"/>
+    <w:bookmarkStart w:id="91" w:name="rem-source-flexibility"/>
     <w:p>
       <w:pPr>
         <w:pStyle w:val="FirstParagraph"/>
@@ -23753,8 +23764,8 @@
         <w:t xml:space="preserve">use flexibility without a formal definition.</w:t>
       </w:r>
     </w:p>
-    <w:bookmarkEnd w:id="90"/>
-    <w:bookmarkStart w:id="91" w:name="rem-flexibility"/>
+    <w:bookmarkEnd w:id="91"/>
+    <w:bookmarkStart w:id="92" w:name="rem-flexibility"/>
     <w:p>
       <w:pPr>
         <w:pStyle w:val="BodyText"/>
@@ -23987,8 +23998,8 @@
         <w:t xml:space="preserve">.</w:t>
       </w:r>
     </w:p>
-    <w:bookmarkEnd w:id="91"/>
-    <w:bookmarkStart w:id="93" w:name="def-bias-variance-tradeoff"/>
+    <w:bookmarkEnd w:id="92"/>
+    <w:bookmarkStart w:id="94" w:name="def-bias-variance-tradeoff"/>
     <w:p>
       <w:pPr>
         <w:pStyle w:val="BodyText"/>
@@ -24284,7 +24295,7 @@
       <w:r>
         <w:t xml:space="preserve"> </w:t>
       </w:r>
-      <w:hyperlink r:id="rId79">
+      <w:hyperlink r:id="rId80">
         <w:r>
           <w:rPr>
             <w:rStyle w:val="Hyperlink"/>
@@ -24303,7 +24314,7 @@
       <w:pPr>
         <w:pStyle w:val="BodyText"/>
       </w:pPr>
-      <w:bookmarkStart w:id="92" w:name="eq-bias-variance-tradeoff"/>
+      <w:bookmarkStart w:id="93" w:name="eq-bias-variance-tradeoff"/>
       <m:oMathPara>
         <m:oMathParaPr>
           <m:jc m:val="center"/>
@@ -24800,7 +24811,7 @@
           </m:r>
         </m:oMath>
       </m:oMathPara>
-      <w:bookmarkEnd w:id="92"/>
+      <w:bookmarkEnd w:id="93"/>
     </w:p>
     <w:p>
       <w:pPr>
@@ -24819,8 +24830,8 @@
         <w:t xml:space="preserve">.</w:t>
       </w:r>
     </w:p>
-    <w:bookmarkEnd w:id="93"/>
-    <w:bookmarkStart w:id="94" w:name="rem-overfitting-tradeoff"/>
+    <w:bookmarkEnd w:id="94"/>
+    <w:bookmarkStart w:id="95" w:name="rem-overfitting-tradeoff"/>
     <w:p>
       <w:pPr>
         <w:pStyle w:val="BodyText"/>
@@ -25435,8 +25446,8 @@
         <w:t xml:space="preserve">but predict new observations worse.</w:t>
       </w:r>
     </w:p>
-    <w:bookmarkEnd w:id="94"/>
-    <w:bookmarkStart w:id="95" w:name="rem-overfitting-causes"/>
+    <w:bookmarkEnd w:id="95"/>
+    <w:bookmarkStart w:id="96" w:name="rem-overfitting-causes"/>
     <w:p>
       <w:pPr>
         <w:pStyle w:val="BodyText"/>
@@ -25554,8 +25565,8 @@
         <w:t xml:space="preserve">the degree-4 fit has five coefficients for those 20 cars.</w:t>
       </w:r>
     </w:p>
-    <w:bookmarkEnd w:id="95"/>
-    <w:bookmarkStart w:id="96" w:name="exr-held-out-unbiased"/>
+    <w:bookmarkEnd w:id="96"/>
+    <w:bookmarkStart w:id="97" w:name="exr-held-out-unbiased"/>
     <w:p>
       <w:pPr>
         <w:pStyle w:val="BodyText"/>
@@ -25994,7 +26005,7 @@
       <w:r>
         <w:t xml:space="preserve"> </w:t>
       </w:r>
-      <w:hyperlink r:id="rId36">
+      <w:hyperlink r:id="rId37">
         <w:r>
           <w:rPr>
             <w:rStyle w:val="Hyperlink"/>
@@ -26266,8 +26277,8 @@
         </m:oMath>
       </m:oMathPara>
     </w:p>
-    <w:bookmarkEnd w:id="96"/>
-    <w:bookmarkStart w:id="97" w:name="sol-held-out-unbiased"/>
+    <w:bookmarkEnd w:id="97"/>
+    <w:bookmarkStart w:id="98" w:name="sol-held-out-unbiased"/>
     <w:p>
       <w:pPr>
         <w:pStyle w:val="FirstParagraph"/>
@@ -27863,8 +27874,8 @@
         <w:t xml:space="preserve">.</w:t>
       </w:r>
     </w:p>
-    <w:bookmarkEnd w:id="97"/>
-    <w:bookmarkStart w:id="98" w:name="thm-held-out-unbiased"/>
+    <w:bookmarkEnd w:id="98"/>
+    <w:bookmarkStart w:id="99" w:name="thm-held-out-unbiased"/>
     <w:p>
       <w:pPr>
         <w:pStyle w:val="BodyText"/>
@@ -28284,7 +28295,7 @@
       <w:r>
         <w:t xml:space="preserve"> </w:t>
       </w:r>
-      <w:hyperlink r:id="rId36">
+      <w:hyperlink r:id="rId37">
         <w:r>
           <w:rPr>
             <w:rStyle w:val="Hyperlink"/>
@@ -28568,7 +28579,7 @@
         </m:oMath>
       </m:oMathPara>
     </w:p>
-    <w:bookmarkEnd w:id="98"/>
+    <w:bookmarkEnd w:id="99"/>
     <w:p>
       <w:pPr>
         <w:pStyle w:val="FirstParagraph"/>
@@ -28601,7 +28612,7 @@
         <w:t xml:space="preserve">.</w:t>
       </w:r>
     </w:p>
-    <w:bookmarkStart w:id="99" w:name="rem-training-mse-optimistic"/>
+    <w:bookmarkStart w:id="100" w:name="rem-training-mse-optimistic"/>
     <w:p>
       <w:pPr>
         <w:pStyle w:val="BodyText"/>
@@ -28919,8 +28930,8 @@
         <w:t xml:space="preserve">while held-out RMSE does not.</w:t>
       </w:r>
     </w:p>
-    <w:bookmarkEnd w:id="99"/>
-    <w:bookmarkStart w:id="104" w:name="exm-train-test-error-simulated"/>
+    <w:bookmarkEnd w:id="100"/>
+    <w:bookmarkStart w:id="105" w:name="exm-train-test-error-simulated"/>
     <w:p>
       <w:pPr>
         <w:pStyle w:val="BodyText"/>
@@ -30284,7 +30295,7 @@
       <w:tr>
         <w:tc>
           <w:tcPr/>
-          <w:bookmarkStart w:id="103" w:name="fig-train-test-error"/>
+          <w:bookmarkStart w:id="104" w:name="fig-train-test-error"/>
           <w:p>
             <w:pPr>
               <w:pStyle w:val="SourceCode"/>
@@ -30999,18 +31010,18 @@
                 <wp:inline>
                   <wp:extent cx="4620126" cy="3696101"/>
                   <wp:effectExtent b="0" l="0" r="0" t="0"/>
-                  <wp:docPr descr="" title="" id="101" name="Picture"/>
+                  <wp:docPr descr="" title="" id="102" name="Picture"/>
                   <a:graphic>
                     <a:graphicData uri="http://schemas.openxmlformats.org/drawingml/2006/picture">
                       <pic:pic>
                         <pic:nvPicPr>
-                          <pic:cNvPr descr="model-validation_files/figure-docx/train-test-error-plot-1.png" id="102" name="Picture"/>
+                          <pic:cNvPr descr="model-validation_files/figure-docx/train-test-error-plot-1.png" id="103" name="Picture"/>
                           <pic:cNvPicPr>
                             <a:picLocks noChangeArrowheads="1" noChangeAspect="1"/>
                           </pic:cNvPicPr>
                         </pic:nvPicPr>
                         <pic:blipFill>
-                          <a:blip r:embed="rId100"/>
+                          <a:blip r:embed="rId101"/>
                           <a:stretch>
                             <a:fillRect/>
                           </a:stretch>
@@ -31142,7 +31153,7 @@
               <w:t xml:space="preserve">.</w:t>
             </w:r>
           </w:p>
-          <w:bookmarkEnd w:id="103"/>
+          <w:bookmarkEnd w:id="104"/>
         </w:tc>
       </w:tr>
     </w:tbl>
@@ -31648,9 +31659,9 @@
         <w:t xml:space="preserve">.</w:t>
       </w:r>
     </w:p>
-    <w:bookmarkEnd w:id="104"/>
     <w:bookmarkEnd w:id="105"/>
-    <w:bookmarkStart w:id="152" w:name="sec-data-splits"/>
+    <w:bookmarkEnd w:id="106"/>
+    <w:bookmarkStart w:id="153" w:name="sec-data-splits"/>
     <w:p>
       <w:pPr>
         <w:pStyle w:val="Heading2"/>
@@ -31659,7 +31670,7 @@
         <w:t xml:space="preserve">5 Training, validation, and test sets</w:t>
       </w:r>
     </w:p>
-    <w:bookmarkStart w:id="106" w:name="exr-data-splits"/>
+    <w:bookmarkStart w:id="107" w:name="exr-data-splits"/>
     <w:p>
       <w:pPr>
         <w:pStyle w:val="FirstParagraph"/>
@@ -31792,8 +31803,8 @@
         <w:t xml:space="preserve">How many cars are in each set?</w:t>
       </w:r>
     </w:p>
-    <w:bookmarkEnd w:id="106"/>
-    <w:bookmarkStart w:id="107" w:name="sol-data-splits"/>
+    <w:bookmarkEnd w:id="107"/>
+    <w:bookmarkStart w:id="108" w:name="sol-data-splits"/>
     <w:p>
       <w:pPr>
         <w:pStyle w:val="BodyText"/>
@@ -32028,8 +32039,8 @@
         <w:t xml:space="preserve">test cars.</w:t>
       </w:r>
     </w:p>
-    <w:bookmarkEnd w:id="107"/>
-    <w:bookmarkStart w:id="109" w:name="def-data-splits"/>
+    <w:bookmarkEnd w:id="108"/>
+    <w:bookmarkStart w:id="110" w:name="def-data-splits"/>
     <w:p>
       <w:pPr>
         <w:pStyle w:val="BodyText"/>
@@ -32231,7 +32242,7 @@
       <w:pPr>
         <w:pStyle w:val="BodyText"/>
       </w:pPr>
-      <w:bookmarkStart w:id="108" w:name="eq-data-splits"/>
+      <w:bookmarkStart w:id="109" w:name="eq-data-splits"/>
       <m:oMathPara>
         <m:oMathParaPr>
           <m:jc m:val="center"/>
@@ -32685,7 +32696,7 @@
           </m:r>
         </m:oMath>
       </m:oMathPara>
-      <w:bookmarkEnd w:id="108"/>
+      <w:bookmarkEnd w:id="109"/>
     </w:p>
     <w:p>
       <w:pPr>
@@ -32704,8 +32715,8 @@
         <w:t xml:space="preserve">.</w:t>
       </w:r>
     </w:p>
-    <w:bookmarkEnd w:id="109"/>
-    <w:bookmarkStart w:id="110" w:name="exm-data-splits-sizes"/>
+    <w:bookmarkEnd w:id="110"/>
+    <w:bookmarkStart w:id="111" w:name="exm-data-splits-sizes"/>
     <w:p>
       <w:pPr>
         <w:pStyle w:val="BodyText"/>
@@ -32779,8 +32790,8 @@
         <w:t xml:space="preserve">and the 7 test cars are used only once, after the model is chosen.</w:t>
       </w:r>
     </w:p>
-    <w:bookmarkEnd w:id="110"/>
-    <w:bookmarkStart w:id="112" w:name="def-tuning-parameter"/>
+    <w:bookmarkEnd w:id="111"/>
+    <w:bookmarkStart w:id="113" w:name="def-tuning-parameter"/>
     <w:p>
       <w:pPr>
         <w:pStyle w:val="BodyText"/>
@@ -32870,7 +32881,7 @@
       <w:pPr>
         <w:pStyle w:val="BodyText"/>
       </w:pPr>
-      <w:bookmarkStart w:id="111" w:name="eq-tuning-parameter"/>
+      <w:bookmarkStart w:id="112" w:name="eq-tuning-parameter"/>
       <m:oMathPara>
         <m:oMathParaPr>
           <m:jc m:val="center"/>
@@ -32990,10 +33001,10 @@
           </m:r>
         </m:oMath>
       </m:oMathPara>
-      <w:bookmarkEnd w:id="111"/>
+      <w:bookmarkEnd w:id="112"/>
     </w:p>
-    <w:bookmarkEnd w:id="112"/>
-    <w:bookmarkStart w:id="113" w:name="exm-tuning-parameter"/>
+    <w:bookmarkEnd w:id="113"/>
+    <w:bookmarkStart w:id="114" w:name="exm-tuning-parameter"/>
     <w:p>
       <w:pPr>
         <w:pStyle w:val="FirstParagraph"/>
@@ -33178,8 +33189,8 @@
         <w:t xml:space="preserve">.</w:t>
       </w:r>
     </w:p>
-    <w:bookmarkEnd w:id="113"/>
-    <w:bookmarkStart w:id="115" w:name="def-validation-set"/>
+    <w:bookmarkEnd w:id="114"/>
+    <w:bookmarkStart w:id="116" w:name="def-validation-set"/>
     <w:p>
       <w:pPr>
         <w:pStyle w:val="BodyText"/>
@@ -33299,7 +33310,7 @@
       <w:pPr>
         <w:pStyle w:val="BodyText"/>
       </w:pPr>
-      <w:bookmarkStart w:id="114" w:name="eq-validation-set"/>
+      <w:bookmarkStart w:id="115" w:name="eq-validation-set"/>
       <m:oMathPara>
         <m:oMathParaPr>
           <m:jc m:val="center"/>
@@ -33420,10 +33431,10 @@
           </m:r>
         </m:oMath>
       </m:oMathPara>
-      <w:bookmarkEnd w:id="114"/>
+      <w:bookmarkEnd w:id="115"/>
     </w:p>
-    <w:bookmarkEnd w:id="115"/>
-    <w:bookmarkStart w:id="117" w:name="def-validation-error"/>
+    <w:bookmarkEnd w:id="116"/>
+    <w:bookmarkStart w:id="118" w:name="def-validation-error"/>
     <w:p>
       <w:pPr>
         <w:pStyle w:val="FirstParagraph"/>
@@ -33534,7 +33545,7 @@
       <w:r>
         <w:t xml:space="preserve"> </w:t>
       </w:r>
-      <w:hyperlink r:id="rId36">
+      <w:hyperlink r:id="rId37">
         <w:r>
           <w:rPr>
             <w:rStyle w:val="Hyperlink"/>
@@ -33597,7 +33608,7 @@
       <w:pPr>
         <w:pStyle w:val="BodyText"/>
       </w:pPr>
-      <w:bookmarkStart w:id="116" w:name="eq-validation-error"/>
+      <w:bookmarkStart w:id="117" w:name="eq-validation-error"/>
       <m:oMathPara>
         <m:oMathParaPr>
           <m:jc m:val="center"/>
@@ -33841,10 +33852,10 @@
           </m:r>
         </m:oMath>
       </m:oMathPara>
-      <w:bookmarkEnd w:id="116"/>
+      <w:bookmarkEnd w:id="117"/>
     </w:p>
-    <w:bookmarkEnd w:id="117"/>
-    <w:bookmarkStart w:id="119" w:name="def-validation-choice"/>
+    <w:bookmarkEnd w:id="118"/>
+    <w:bookmarkStart w:id="120" w:name="def-validation-choice"/>
     <w:p>
       <w:pPr>
         <w:pStyle w:val="FirstParagraph"/>
@@ -34017,7 +34028,7 @@
       <w:r>
         <w:t xml:space="preserve"> </w:t>
       </w:r>
-      <w:hyperlink r:id="rId36">
+      <w:hyperlink r:id="rId37">
         <w:r>
           <w:rPr>
             <w:rStyle w:val="Hyperlink"/>
@@ -34050,7 +34061,7 @@
       <w:pPr>
         <w:pStyle w:val="BodyText"/>
       </w:pPr>
-      <w:bookmarkStart w:id="118" w:name="eq-validation-choice"/>
+      <w:bookmarkStart w:id="119" w:name="eq-validation-choice"/>
       <m:oMathPara>
         <m:oMathParaPr>
           <m:jc m:val="center"/>
@@ -34327,10 +34338,10 @@
           </m:r>
         </m:oMath>
       </m:oMathPara>
-      <w:bookmarkEnd w:id="118"/>
+      <w:bookmarkEnd w:id="119"/>
     </w:p>
-    <w:bookmarkEnd w:id="119"/>
-    <w:bookmarkStart w:id="121" w:name="def-test-set"/>
+    <w:bookmarkEnd w:id="120"/>
+    <w:bookmarkStart w:id="122" w:name="def-test-set"/>
     <w:p>
       <w:pPr>
         <w:pStyle w:val="FirstParagraph"/>
@@ -34474,7 +34485,7 @@
       <w:pPr>
         <w:pStyle w:val="BodyText"/>
       </w:pPr>
-      <w:bookmarkStart w:id="120" w:name="eq-test-set"/>
+      <w:bookmarkStart w:id="121" w:name="eq-test-set"/>
       <m:oMathPara>
         <m:oMathParaPr>
           <m:jc m:val="center"/>
@@ -34595,10 +34606,10 @@
           </m:r>
         </m:oMath>
       </m:oMathPara>
-      <w:bookmarkEnd w:id="120"/>
+      <w:bookmarkEnd w:id="121"/>
     </w:p>
-    <w:bookmarkEnd w:id="121"/>
-    <w:bookmarkStart w:id="123" w:name="def-test-error"/>
+    <w:bookmarkEnd w:id="122"/>
+    <w:bookmarkStart w:id="124" w:name="def-test-error"/>
     <w:p>
       <w:pPr>
         <w:pStyle w:val="FirstParagraph"/>
@@ -34709,7 +34720,7 @@
       <w:r>
         <w:t xml:space="preserve"> </w:t>
       </w:r>
-      <w:hyperlink r:id="rId36">
+      <w:hyperlink r:id="rId37">
         <w:r>
           <w:rPr>
             <w:rStyle w:val="Hyperlink"/>
@@ -34772,7 +34783,7 @@
       <w:pPr>
         <w:pStyle w:val="BodyText"/>
       </w:pPr>
-      <w:bookmarkStart w:id="122" w:name="eq-test-error"/>
+      <w:bookmarkStart w:id="123" w:name="eq-test-error"/>
       <m:oMathPara>
         <m:oMathParaPr>
           <m:jc m:val="center"/>
@@ -35016,10 +35027,10 @@
           </m:r>
         </m:oMath>
       </m:oMathPara>
-      <w:bookmarkEnd w:id="122"/>
+      <w:bookmarkEnd w:id="123"/>
     </w:p>
-    <w:bookmarkEnd w:id="123"/>
-    <w:bookmarkStart w:id="127" w:name="rem-data-splits"/>
+    <w:bookmarkEnd w:id="124"/>
+    <w:bookmarkStart w:id="128" w:name="rem-data-splits"/>
     <w:p>
       <w:pPr>
         <w:pStyle w:val="FirstParagraph"/>
@@ -35194,7 +35205,7 @@
       <w:r>
         <w:t xml:space="preserve"> </w:t>
       </w:r>
-      <w:hyperlink r:id="rId124">
+      <w:hyperlink r:id="rId125">
         <w:r>
           <w:rPr>
             <w:rStyle w:val="Hyperlink"/>
@@ -35214,7 +35225,7 @@
       <w:r>
         <w:t xml:space="preserve"> </w:t>
       </w:r>
-      <w:hyperlink r:id="rId125">
+      <w:hyperlink r:id="rId126">
         <w:r>
           <w:rPr>
             <w:rStyle w:val="Hyperlink"/>
@@ -35234,7 +35245,7 @@
       <w:r>
         <w:t xml:space="preserve"> </w:t>
       </w:r>
-      <w:hyperlink r:id="rId126">
+      <w:hyperlink r:id="rId127">
         <w:r>
           <w:rPr>
             <w:rStyle w:val="Hyperlink"/>
@@ -35252,8 +35263,8 @@
         <w:t xml:space="preserve">They use a different symbol for the training set and a parenthesized observation index, but the same three-way split.</w:t>
       </w:r>
     </w:p>
-    <w:bookmarkEnd w:id="127"/>
-    <w:bookmarkStart w:id="128" w:name="rem-validation-test-error"/>
+    <w:bookmarkEnd w:id="128"/>
+    <w:bookmarkStart w:id="129" w:name="rem-validation-test-error"/>
     <w:p>
       <w:pPr>
         <w:pStyle w:val="BodyText"/>
@@ -35463,8 +35474,8 @@
         <w:t xml:space="preserve">gives the corresponding validation and test errors.</w:t>
       </w:r>
     </w:p>
-    <w:bookmarkEnd w:id="128"/>
-    <w:bookmarkStart w:id="151" w:name="exm-train-validation-test-split"/>
+    <w:bookmarkEnd w:id="129"/>
+    <w:bookmarkStart w:id="152" w:name="exm-train-validation-test-split"/>
     <w:p>
       <w:pPr>
         <w:pStyle w:val="BodyText"/>
@@ -35698,7 +35709,7 @@
       <w:tr>
         <w:tc>
           <w:tcPr/>
-          <w:bookmarkStart w:id="129" w:name="tbl-train-validation-test-split-sizes"/>
+          <w:bookmarkStart w:id="130" w:name="tbl-train-validation-test-split-sizes"/>
           <w:p>
             <w:pPr>
               <w:jc w:val="center"/>
@@ -36330,7 +36341,7 @@
               <w:t xml:space="preserve">#&gt; 3 test           7</w:t>
             </w:r>
           </w:p>
-          <w:bookmarkEnd w:id="129"/>
+          <w:bookmarkEnd w:id="130"/>
         </w:tc>
       </w:tr>
     </w:tbl>
@@ -40188,7 +40199,7 @@
       <w:tr>
         <w:tc>
           <w:tcPr/>
-          <w:bookmarkStart w:id="133" w:name="fig-linear-model-superimposed"/>
+          <w:bookmarkStart w:id="134" w:name="fig-linear-model-superimposed"/>
           <w:p>
             <w:pPr>
               <w:pStyle w:val="SourceCode"/>
@@ -40228,18 +40239,18 @@
                 <wp:inline>
                   <wp:extent cx="4620126" cy="3696101"/>
                   <wp:effectExtent b="0" l="0" r="0" t="0"/>
-                  <wp:docPr descr="" title="" id="131" name="Picture"/>
+                  <wp:docPr descr="" title="" id="132" name="Picture"/>
                   <a:graphic>
                     <a:graphicData uri="http://schemas.openxmlformats.org/drawingml/2006/picture">
                       <pic:pic>
                         <pic:nvPicPr>
-                          <pic:cNvPr descr="model-validation_files/figure-docx/unnamed-chunk-3-1.png" id="132" name="Picture"/>
+                          <pic:cNvPr descr="model-validation_files/figure-docx/unnamed-chunk-3-1.png" id="133" name="Picture"/>
                           <pic:cNvPicPr>
                             <a:picLocks noChangeArrowheads="1" noChangeAspect="1"/>
                           </pic:cNvPicPr>
                         </pic:nvPicPr>
                         <pic:blipFill>
-                          <a:blip r:embed="rId130"/>
+                          <a:blip r:embed="rId131"/>
                           <a:stretch>
                             <a:fillRect/>
                           </a:stretch>
@@ -40279,7 +40290,7 @@
               <w:t xml:space="preserve">Figure 2: Linear model fit superimposed on data partitions</w:t>
             </w:r>
           </w:p>
-          <w:bookmarkEnd w:id="133"/>
+          <w:bookmarkEnd w:id="134"/>
         </w:tc>
       </w:tr>
     </w:tbl>
@@ -40304,7 +40315,7 @@
       <w:tr>
         <w:tc>
           <w:tcPr/>
-          <w:bookmarkStart w:id="137" w:name="fig-quadratic-model-superimposed"/>
+          <w:bookmarkStart w:id="138" w:name="fig-quadratic-model-superimposed"/>
           <w:p>
             <w:pPr>
               <w:pStyle w:val="SourceCode"/>
@@ -40344,18 +40355,18 @@
                 <wp:inline>
                   <wp:extent cx="4620126" cy="3696101"/>
                   <wp:effectExtent b="0" l="0" r="0" t="0"/>
-                  <wp:docPr descr="" title="" id="135" name="Picture"/>
+                  <wp:docPr descr="" title="" id="136" name="Picture"/>
                   <a:graphic>
                     <a:graphicData uri="http://schemas.openxmlformats.org/drawingml/2006/picture">
                       <pic:pic>
                         <pic:nvPicPr>
-                          <pic:cNvPr descr="model-validation_files/figure-docx/unnamed-chunk-4-1.png" id="136" name="Picture"/>
+                          <pic:cNvPr descr="model-validation_files/figure-docx/unnamed-chunk-4-1.png" id="137" name="Picture"/>
                           <pic:cNvPicPr>
                             <a:picLocks noChangeArrowheads="1" noChangeAspect="1"/>
                           </pic:cNvPicPr>
                         </pic:nvPicPr>
                         <pic:blipFill>
-                          <a:blip r:embed="rId134"/>
+                          <a:blip r:embed="rId135"/>
                           <a:stretch>
                             <a:fillRect/>
                           </a:stretch>
@@ -40395,7 +40406,7 @@
               <w:t xml:space="preserve">Figure 3: Quadratic model fit superimposed on data partitions</w:t>
             </w:r>
           </w:p>
-          <w:bookmarkEnd w:id="137"/>
+          <w:bookmarkEnd w:id="138"/>
         </w:tc>
       </w:tr>
     </w:tbl>
@@ -40420,7 +40431,7 @@
       <w:tr>
         <w:tc>
           <w:tcPr/>
-          <w:bookmarkStart w:id="141" w:name="fig-cubic-model-superimposed"/>
+          <w:bookmarkStart w:id="142" w:name="fig-cubic-model-superimposed"/>
           <w:p>
             <w:pPr>
               <w:pStyle w:val="SourceCode"/>
@@ -40460,18 +40471,18 @@
                 <wp:inline>
                   <wp:extent cx="4620126" cy="3696101"/>
                   <wp:effectExtent b="0" l="0" r="0" t="0"/>
-                  <wp:docPr descr="" title="" id="139" name="Picture"/>
+                  <wp:docPr descr="" title="" id="140" name="Picture"/>
                   <a:graphic>
                     <a:graphicData uri="http://schemas.openxmlformats.org/drawingml/2006/picture">
                       <pic:pic>
                         <pic:nvPicPr>
-                          <pic:cNvPr descr="model-validation_files/figure-docx/unnamed-chunk-5-1.png" id="140" name="Picture"/>
+                          <pic:cNvPr descr="model-validation_files/figure-docx/unnamed-chunk-5-1.png" id="141" name="Picture"/>
                           <pic:cNvPicPr>
                             <a:picLocks noChangeArrowheads="1" noChangeAspect="1"/>
                           </pic:cNvPicPr>
                         </pic:nvPicPr>
                         <pic:blipFill>
-                          <a:blip r:embed="rId138"/>
+                          <a:blip r:embed="rId139"/>
                           <a:stretch>
                             <a:fillRect/>
                           </a:stretch>
@@ -40511,7 +40522,7 @@
               <w:t xml:space="preserve">Figure 4: Cubic model fit superimposed on data partitions</w:t>
             </w:r>
           </w:p>
-          <w:bookmarkEnd w:id="141"/>
+          <w:bookmarkEnd w:id="142"/>
         </w:tc>
       </w:tr>
     </w:tbl>
@@ -40536,7 +40547,7 @@
       <w:tr>
         <w:tc>
           <w:tcPr/>
-          <w:bookmarkStart w:id="145" w:name="fig-quartic-model-superimposed"/>
+          <w:bookmarkStart w:id="146" w:name="fig-quartic-model-superimposed"/>
           <w:p>
             <w:pPr>
               <w:pStyle w:val="SourceCode"/>
@@ -40576,18 +40587,18 @@
                 <wp:inline>
                   <wp:extent cx="4620126" cy="3696101"/>
                   <wp:effectExtent b="0" l="0" r="0" t="0"/>
-                  <wp:docPr descr="" title="" id="143" name="Picture"/>
+                  <wp:docPr descr="" title="" id="144" name="Picture"/>
                   <a:graphic>
                     <a:graphicData uri="http://schemas.openxmlformats.org/drawingml/2006/picture">
                       <pic:pic>
                         <pic:nvPicPr>
-                          <pic:cNvPr descr="model-validation_files/figure-docx/unnamed-chunk-6-1.png" id="144" name="Picture"/>
+                          <pic:cNvPr descr="model-validation_files/figure-docx/unnamed-chunk-6-1.png" id="145" name="Picture"/>
                           <pic:cNvPicPr>
                             <a:picLocks noChangeArrowheads="1" noChangeAspect="1"/>
                           </pic:cNvPicPr>
                         </pic:nvPicPr>
                         <pic:blipFill>
-                          <a:blip r:embed="rId142"/>
+                          <a:blip r:embed="rId143"/>
                           <a:stretch>
                             <a:fillRect/>
                           </a:stretch>
@@ -40627,7 +40638,7 @@
               <w:t xml:space="preserve">Figure 5: Quartic model fit superimposed on data partitions</w:t>
             </w:r>
           </w:p>
-          <w:bookmarkEnd w:id="145"/>
+          <w:bookmarkEnd w:id="146"/>
         </w:tc>
       </w:tr>
     </w:tbl>
@@ -40652,7 +40663,7 @@
       <w:tr>
         <w:tc>
           <w:tcPr/>
-          <w:bookmarkStart w:id="146" w:name="tbl-train-validation-results"/>
+          <w:bookmarkStart w:id="147" w:name="tbl-train-validation-results"/>
           <w:p>
             <w:pPr>
               <w:jc w:val="center"/>
@@ -40741,7 +40752,7 @@
               <w:t xml:space="preserve">#&gt; 4 quartic            1.90            3.97</w:t>
             </w:r>
           </w:p>
-          <w:bookmarkEnd w:id="146"/>
+          <w:bookmarkEnd w:id="147"/>
         </w:tc>
       </w:tr>
     </w:tbl>
@@ -40810,7 +40821,7 @@
       <w:tr>
         <w:tc>
           <w:tcPr/>
-          <w:bookmarkStart w:id="147" w:name="tbl-train-validation-test-rmse"/>
+          <w:bookmarkStart w:id="148" w:name="tbl-train-validation-test-rmse"/>
           <w:p>
             <w:pPr>
               <w:jc w:val="center"/>
@@ -40887,7 +40898,7 @@
               <w:t xml:space="preserve">#&gt; 2 test       linear  2.44</w:t>
             </w:r>
           </w:p>
-          <w:bookmarkEnd w:id="147"/>
+          <w:bookmarkEnd w:id="148"/>
         </w:tc>
       </w:tr>
     </w:tbl>
@@ -40940,18 +40951,18 @@
                 <wp:inline>
                   <wp:extent cx="152400" cy="152400"/>
                   <wp:effectExtent b="0" l="0" r="0" t="0"/>
-                  <wp:docPr descr="" title="" id="149" name="Picture"/>
+                  <wp:docPr descr="" title="" id="150" name="Picture"/>
                   <a:graphic>
                     <a:graphicData uri="http://schemas.openxmlformats.org/drawingml/2006/picture">
                       <pic:pic>
                         <pic:nvPicPr>
-                          <pic:cNvPr descr="/opt/quarto/share/formats/docx/note.png" id="150" name="Picture"/>
+                          <pic:cNvPr descr="/opt/quarto/share/formats/docx/note.png" id="151" name="Picture"/>
                           <pic:cNvPicPr>
                             <a:picLocks noChangeArrowheads="1" noChangeAspect="1"/>
                           </pic:cNvPicPr>
                         </pic:nvPicPr>
                         <pic:blipFill>
-                          <a:blip r:embed="rId148"/>
+                          <a:blip r:embed="rId149"/>
                           <a:stretch>
                             <a:fillRect/>
                           </a:stretch>
@@ -41024,9 +41035,9 @@
         </w:tc>
       </w:tr>
     </w:tbl>
-    <w:bookmarkEnd w:id="151"/>
     <w:bookmarkEnd w:id="152"/>
-    <w:bookmarkStart w:id="188" w:name="sec-kfold"/>
+    <w:bookmarkEnd w:id="153"/>
+    <w:bookmarkStart w:id="189" w:name="sec-kfold"/>
     <w:p>
       <w:pPr>
         <w:pStyle w:val="Heading2"/>
@@ -41046,7 +41057,7 @@
         <w:t xml:space="preserve">-fold cross-validation</w:t>
       </w:r>
     </w:p>
-    <w:bookmarkStart w:id="153" w:name="exr-kfold"/>
+    <w:bookmarkStart w:id="154" w:name="exr-kfold"/>
     <w:p>
       <w:pPr>
         <w:pStyle w:val="FirstParagraph"/>
@@ -41197,8 +41208,8 @@
         <w:t xml:space="preserve">How many times is a given car used for fitting, and how many times for prediction?</w:t>
       </w:r>
     </w:p>
-    <w:bookmarkEnd w:id="153"/>
-    <w:bookmarkStart w:id="154" w:name="sol-kfold"/>
+    <w:bookmarkEnd w:id="154"/>
+    <w:bookmarkStart w:id="155" w:name="sol-kfold"/>
     <w:p>
       <w:pPr>
         <w:pStyle w:val="FirstParagraph"/>
@@ -41372,8 +41383,8 @@
         <w:t xml:space="preserve">fits.</w:t>
       </w:r>
     </w:p>
-    <w:bookmarkEnd w:id="154"/>
-    <w:bookmarkStart w:id="156" w:name="def-folds"/>
+    <w:bookmarkEnd w:id="155"/>
+    <w:bookmarkStart w:id="157" w:name="def-folds"/>
     <w:p>
       <w:pPr>
         <w:pStyle w:val="FirstParagraph"/>
@@ -41562,7 +41573,7 @@
       <w:pPr>
         <w:pStyle w:val="BodyText"/>
       </w:pPr>
-      <w:bookmarkStart w:id="155" w:name="eq-folds"/>
+      <w:bookmarkStart w:id="156" w:name="eq-folds"/>
       <m:oMathPara>
         <m:oMathParaPr>
           <m:jc m:val="center"/>
@@ -41653,10 +41664,10 @@
           </m:r>
         </m:oMath>
       </m:oMathPara>
-      <w:bookmarkEnd w:id="155"/>
+      <w:bookmarkEnd w:id="156"/>
     </w:p>
-    <w:bookmarkEnd w:id="156"/>
-    <w:bookmarkStart w:id="157" w:name="rem-source-folds"/>
+    <w:bookmarkEnd w:id="157"/>
+    <w:bookmarkStart w:id="158" w:name="rem-source-folds"/>
     <w:p>
       <w:pPr>
         <w:pStyle w:val="FirstParagraph"/>
@@ -41710,8 +41721,8 @@
         <w:t xml:space="preserve">roughly equal-sized parts.</w:t>
       </w:r>
     </w:p>
-    <w:bookmarkEnd w:id="157"/>
-    <w:bookmarkStart w:id="159" w:name="def-fold-size"/>
+    <w:bookmarkEnd w:id="158"/>
+    <w:bookmarkStart w:id="160" w:name="def-fold-size"/>
     <w:p>
       <w:pPr>
         <w:pStyle w:val="BodyText"/>
@@ -41805,7 +41816,7 @@
       <w:pPr>
         <w:pStyle w:val="BodyText"/>
       </w:pPr>
-      <w:bookmarkStart w:id="158" w:name="eq-fold-size"/>
+      <w:bookmarkStart w:id="159" w:name="eq-fold-size"/>
       <m:oMathPara>
         <m:oMathParaPr>
           <m:jc m:val="center"/>
@@ -41900,10 +41911,10 @@
           </m:r>
         </m:oMath>
       </m:oMathPara>
-      <w:bookmarkEnd w:id="158"/>
+      <w:bookmarkEnd w:id="159"/>
     </w:p>
-    <w:bookmarkEnd w:id="159"/>
-    <w:bookmarkStart w:id="161" w:name="def-fold-assignment"/>
+    <w:bookmarkEnd w:id="160"/>
+    <w:bookmarkStart w:id="162" w:name="def-fold-assignment"/>
     <w:p>
       <w:pPr>
         <w:pStyle w:val="FirstParagraph"/>
@@ -42058,7 +42069,7 @@
       <w:pPr>
         <w:pStyle w:val="BodyText"/>
       </w:pPr>
-      <w:bookmarkStart w:id="160" w:name="eq-fold-assignment"/>
+      <w:bookmarkStart w:id="161" w:name="eq-fold-assignment"/>
       <m:oMathPara>
         <m:oMathParaPr>
           <m:jc m:val="center"/>
@@ -42134,10 +42145,10 @@
           </m:r>
         </m:oMath>
       </m:oMathPara>
-      <w:bookmarkEnd w:id="160"/>
+      <w:bookmarkEnd w:id="161"/>
     </w:p>
-    <w:bookmarkEnd w:id="161"/>
-    <w:bookmarkStart w:id="162" w:name="rem-source-fold-assignment"/>
+    <w:bookmarkEnd w:id="162"/>
+    <w:bookmarkStart w:id="163" w:name="rem-source-fold-assignment"/>
     <w:p>
       <w:pPr>
         <w:pStyle w:val="FirstParagraph"/>
@@ -42198,8 +42209,8 @@
         <w:t xml:space="preserve">.</w:t>
       </w:r>
     </w:p>
-    <w:bookmarkEnd w:id="162"/>
-    <w:bookmarkStart w:id="164" w:name="def-fold-out-rule"/>
+    <w:bookmarkEnd w:id="163"/>
+    <w:bookmarkStart w:id="165" w:name="def-fold-out-rule"/>
     <w:p>
       <w:pPr>
         <w:pStyle w:val="BodyText"/>
@@ -42391,7 +42402,7 @@
       <w:pPr>
         <w:pStyle w:val="BodyText"/>
       </w:pPr>
-      <w:bookmarkStart w:id="163" w:name="eq-fold-out-rule"/>
+      <w:bookmarkStart w:id="164" w:name="eq-fold-out-rule"/>
       <m:oMathPara>
         <m:oMathParaPr>
           <m:jc m:val="center"/>
@@ -42624,10 +42635,10 @@
           </m:r>
         </m:oMath>
       </m:oMathPara>
-      <w:bookmarkEnd w:id="163"/>
+      <w:bookmarkEnd w:id="164"/>
     </w:p>
-    <w:bookmarkEnd w:id="164"/>
-    <w:bookmarkStart w:id="165" w:name="rem-source-fold-out-rule"/>
+    <w:bookmarkEnd w:id="165"/>
+    <w:bookmarkStart w:id="166" w:name="rem-source-fold-out-rule"/>
     <w:p>
       <w:pPr>
         <w:pStyle w:val="FirstParagraph"/>
@@ -42699,8 +42710,8 @@
         <w:t xml:space="preserve">.</w:t>
       </w:r>
     </w:p>
-    <w:bookmarkEnd w:id="165"/>
-    <w:bookmarkStart w:id="166" w:name="def-kfold"/>
+    <w:bookmarkEnd w:id="166"/>
+    <w:bookmarkStart w:id="167" w:name="def-kfold"/>
     <w:p>
       <w:pPr>
         <w:pStyle w:val="BodyText"/>
@@ -43047,8 +43058,8 @@
         <w:t xml:space="preserve">Compute a summary prediction-error measure across all folds.</w:t>
       </w:r>
     </w:p>
-    <w:bookmarkEnd w:id="166"/>
-    <w:bookmarkStart w:id="167" w:name="rem-kfold-vs-validation-set"/>
+    <w:bookmarkEnd w:id="167"/>
+    <w:bookmarkStart w:id="168" w:name="rem-kfold-vs-validation-set"/>
     <w:p>
       <w:pPr>
         <w:pStyle w:val="FirstParagraph"/>
@@ -43150,8 +43161,8 @@
         <w:t xml:space="preserve">give 4 fits on 24 cars each.</w:t>
       </w:r>
     </w:p>
-    <w:bookmarkEnd w:id="167"/>
-    <w:bookmarkStart w:id="169" w:name="def-cv-estimate"/>
+    <w:bookmarkEnd w:id="168"/>
+    <w:bookmarkStart w:id="170" w:name="def-cv-estimate"/>
     <w:p>
       <w:pPr>
         <w:pStyle w:val="BodyText"/>
@@ -43239,7 +43250,7 @@
       <w:r>
         <w:t xml:space="preserve"> </w:t>
       </w:r>
-      <w:hyperlink r:id="rId36">
+      <w:hyperlink r:id="rId37">
         <w:r>
           <w:rPr>
             <w:rStyle w:val="Hyperlink"/>
@@ -43367,7 +43378,7 @@
       <w:pPr>
         <w:pStyle w:val="BodyText"/>
       </w:pPr>
-      <w:bookmarkStart w:id="168" w:name="eq-cv-estimate"/>
+      <w:bookmarkStart w:id="169" w:name="eq-cv-estimate"/>
       <m:oMathPara>
         <m:oMathParaPr>
           <m:jc m:val="center"/>
@@ -43630,10 +43641,10 @@
           </m:r>
         </m:oMath>
       </m:oMathPara>
-      <w:bookmarkEnd w:id="168"/>
+      <w:bookmarkEnd w:id="169"/>
     </w:p>
-    <w:bookmarkEnd w:id="169"/>
-    <w:bookmarkStart w:id="170" w:name="rem-source-cv-estimate"/>
+    <w:bookmarkEnd w:id="170"/>
+    <w:bookmarkStart w:id="171" w:name="rem-source-cv-estimate"/>
     <w:p>
       <w:pPr>
         <w:pStyle w:val="FirstParagraph"/>
@@ -43685,8 +43696,8 @@
         <w:t xml:space="preserve">.</w:t>
       </w:r>
     </w:p>
-    <w:bookmarkEnd w:id="170"/>
-    <w:bookmarkStart w:id="171" w:name="exr-cv-estimate-by-fold"/>
+    <w:bookmarkEnd w:id="171"/>
+    <w:bookmarkStart w:id="172" w:name="exr-cv-estimate-by-fold"/>
     <w:p>
       <w:pPr>
         <w:pStyle w:val="BodyText"/>
@@ -43891,8 +43902,8 @@
         <w:t xml:space="preserve">.</w:t>
       </w:r>
     </w:p>
-    <w:bookmarkEnd w:id="171"/>
-    <w:bookmarkStart w:id="172" w:name="sol-cv-estimate-by-fold"/>
+    <w:bookmarkEnd w:id="172"/>
+    <w:bookmarkStart w:id="173" w:name="sol-cv-estimate-by-fold"/>
     <w:p>
       <w:pPr>
         <w:pStyle w:val="BodyText"/>
@@ -45053,8 +45064,8 @@
         <w:t xml:space="preserve">so each inner sum uses a single fitted rule.</w:t>
       </w:r>
     </w:p>
-    <w:bookmarkEnd w:id="172"/>
-    <w:bookmarkStart w:id="174" w:name="thm-cv-estimate-by-fold"/>
+    <w:bookmarkEnd w:id="173"/>
+    <w:bookmarkStart w:id="175" w:name="thm-cv-estimate-by-fold"/>
     <w:p>
       <w:pPr>
         <w:pStyle w:val="BodyText"/>
@@ -45143,7 +45154,7 @@
       <w:pPr>
         <w:pStyle w:val="BodyText"/>
       </w:pPr>
-      <w:bookmarkStart w:id="173" w:name="eq-cv-estimate-by-fold"/>
+      <w:bookmarkStart w:id="174" w:name="eq-cv-estimate-by-fold"/>
       <m:oMathPara>
         <m:oMathParaPr>
           <m:jc m:val="center"/>
@@ -45416,9 +45427,9 @@
           </m:r>
         </m:oMath>
       </m:oMathPara>
-      <w:bookmarkEnd w:id="173"/>
+      <w:bookmarkEnd w:id="174"/>
     </w:p>
-    <w:bookmarkEnd w:id="174"/>
+    <w:bookmarkEnd w:id="175"/>
     <w:p>
       <w:pPr>
         <w:pStyle w:val="FirstParagraph"/>
@@ -45451,7 +45462,7 @@
         <w:t xml:space="preserve">.</w:t>
       </w:r>
     </w:p>
-    <w:bookmarkStart w:id="176" w:name="def-fold-mse"/>
+    <w:bookmarkStart w:id="177" w:name="def-fold-mse"/>
     <w:p>
       <w:pPr>
         <w:pStyle w:val="BodyText"/>
@@ -45546,7 +45557,7 @@
       <w:r>
         <w:t xml:space="preserve"> </w:t>
       </w:r>
-      <w:hyperlink r:id="rId36">
+      <w:hyperlink r:id="rId37">
         <w:r>
           <w:rPr>
             <w:rStyle w:val="Hyperlink"/>
@@ -45619,7 +45630,7 @@
       <w:pPr>
         <w:pStyle w:val="BodyText"/>
       </w:pPr>
-      <w:bookmarkStart w:id="175" w:name="eq-fold-mse"/>
+      <w:bookmarkStart w:id="176" w:name="eq-fold-mse"/>
       <m:oMathPara>
         <m:oMathParaPr>
           <m:jc m:val="center"/>
@@ -45859,10 +45870,10 @@
           </m:r>
         </m:oMath>
       </m:oMathPara>
-      <w:bookmarkEnd w:id="175"/>
+      <w:bookmarkEnd w:id="176"/>
     </w:p>
-    <w:bookmarkEnd w:id="176"/>
-    <w:bookmarkStart w:id="177" w:name="rem-source-fold-mse"/>
+    <w:bookmarkEnd w:id="177"/>
+    <w:bookmarkStart w:id="178" w:name="rem-source-fold-mse"/>
     <w:p>
       <w:pPr>
         <w:pStyle w:val="FirstParagraph"/>
@@ -45942,8 +45953,8 @@
         <w:t xml:space="preserve">.</w:t>
       </w:r>
     </w:p>
-    <w:bookmarkEnd w:id="177"/>
-    <w:bookmarkStart w:id="178" w:name="rem-cv-estimate"/>
+    <w:bookmarkEnd w:id="178"/>
+    <w:bookmarkStart w:id="179" w:name="rem-cv-estimate"/>
     <w:p>
       <w:pPr>
         <w:pStyle w:val="BodyText"/>
@@ -46622,8 +46633,8 @@
         <w:t xml:space="preserve">use.</w:t>
       </w:r>
     </w:p>
-    <w:bookmarkEnd w:id="178"/>
-    <w:bookmarkStart w:id="179" w:name="rem-choosing-k"/>
+    <w:bookmarkEnd w:id="179"/>
+    <w:bookmarkStart w:id="180" w:name="rem-choosing-k"/>
     <w:p>
       <w:pPr>
         <w:pStyle w:val="BodyText"/>
@@ -47030,8 +47041,8 @@
         <w:t xml:space="preserve">is the usual compromise.</w:t>
       </w:r>
     </w:p>
-    <w:bookmarkEnd w:id="179"/>
-    <w:bookmarkStart w:id="184" w:name="exm-kfold-simulated"/>
+    <w:bookmarkEnd w:id="180"/>
+    <w:bookmarkStart w:id="185" w:name="exm-kfold-simulated"/>
     <w:p>
       <w:pPr>
         <w:pStyle w:val="BodyText"/>
@@ -48263,7 +48274,7 @@
       <w:tr>
         <w:tc>
           <w:tcPr/>
-          <w:bookmarkStart w:id="183" w:name="fig-cv-simulated"/>
+          <w:bookmarkStart w:id="184" w:name="fig-cv-simulated"/>
           <w:p>
             <w:pPr>
               <w:pStyle w:val="SourceCode"/>
@@ -49209,18 +49220,18 @@
                 <wp:inline>
                   <wp:extent cx="4620126" cy="3696101"/>
                   <wp:effectExtent b="0" l="0" r="0" t="0"/>
-                  <wp:docPr descr="" title="" id="181" name="Picture"/>
+                  <wp:docPr descr="" title="" id="182" name="Picture"/>
                   <a:graphic>
                     <a:graphicData uri="http://schemas.openxmlformats.org/drawingml/2006/picture">
                       <pic:pic>
                         <pic:nvPicPr>
-                          <pic:cNvPr descr="model-validation_files/figure-docx/cv-simulated-plot-1.png" id="182" name="Picture"/>
+                          <pic:cNvPr descr="model-validation_files/figure-docx/cv-simulated-plot-1.png" id="183" name="Picture"/>
                           <pic:cNvPicPr>
                             <a:picLocks noChangeArrowheads="1" noChangeAspect="1"/>
                           </pic:cNvPicPr>
                         </pic:nvPicPr>
                         <pic:blipFill>
-                          <a:blip r:embed="rId180"/>
+                          <a:blip r:embed="rId181"/>
                           <a:stretch>
                             <a:fillRect/>
                           </a:stretch>
@@ -49289,7 +49300,7 @@
               <w:t xml:space="preserve">could be computed from real data.</w:t>
             </w:r>
           </w:p>
-          <w:bookmarkEnd w:id="183"/>
+          <w:bookmarkEnd w:id="184"/>
         </w:tc>
       </w:tr>
     </w:tbl>
@@ -51190,8 +51201,8 @@
         <w:t xml:space="preserve">new ones.</w:t>
       </w:r>
     </w:p>
-    <w:bookmarkEnd w:id="184"/>
-    <w:bookmarkStart w:id="187" w:name="exm-kfold-mtcars"/>
+    <w:bookmarkEnd w:id="185"/>
+    <w:bookmarkStart w:id="188" w:name="exm-kfold-mtcars"/>
     <w:p>
       <w:pPr>
         <w:pStyle w:val="BodyText"/>
@@ -51394,7 +51405,7 @@
       <w:tr>
         <w:tc>
           <w:tcPr/>
-          <w:bookmarkStart w:id="185" w:name="tbl-cv-mtcars-repeats"/>
+          <w:bookmarkStart w:id="186" w:name="tbl-cv-mtcars-repeats"/>
           <w:p>
             <w:pPr>
               <w:jc w:val="center"/>
@@ -52050,7 +52061,7 @@
               <w:t xml:space="preserve">#&gt; 5         5     3.38     2.74     2.78     2.81</w:t>
             </w:r>
           </w:p>
-          <w:bookmarkEnd w:id="185"/>
+          <w:bookmarkEnd w:id="186"/>
         </w:tc>
       </w:tr>
     </w:tbl>
@@ -52075,7 +52086,7 @@
       <w:tr>
         <w:tc>
           <w:tcPr/>
-          <w:bookmarkStart w:id="186" w:name="tbl-cv-mtcars"/>
+          <w:bookmarkStart w:id="187" w:name="tbl-cv-mtcars"/>
           <w:p>
             <w:pPr>
               <w:jc w:val="center"/>
@@ -52431,7 +52442,7 @@
               <w:t xml:space="preserve">#&gt; 5         5 2       2.74</w:t>
             </w:r>
           </w:p>
-          <w:bookmarkEnd w:id="186"/>
+          <w:bookmarkEnd w:id="187"/>
         </w:tc>
       </w:tr>
     </w:tbl>
@@ -53121,9 +53132,9 @@
         <w:t xml:space="preserve">may not survive a different split.</w:t>
       </w:r>
     </w:p>
-    <w:bookmarkEnd w:id="187"/>
     <w:bookmarkEnd w:id="188"/>
-    <w:bookmarkStart w:id="215" w:name="sec-loocv"/>
+    <w:bookmarkEnd w:id="189"/>
+    <w:bookmarkStart w:id="216" w:name="sec-loocv"/>
     <w:p>
       <w:pPr>
         <w:pStyle w:val="Heading2"/>
@@ -53132,7 +53143,7 @@
         <w:t xml:space="preserve">7 Leave-one-out cross-validation</w:t>
       </w:r>
     </w:p>
-    <w:bookmarkStart w:id="189" w:name="exr-loocv"/>
+    <w:bookmarkStart w:id="190" w:name="exr-loocv"/>
     <w:p>
       <w:pPr>
         <w:pStyle w:val="FirstParagraph"/>
@@ -53342,8 +53353,8 @@
         <w:t xml:space="preserve">) differ?</w:t>
       </w:r>
     </w:p>
-    <w:bookmarkEnd w:id="189"/>
-    <w:bookmarkStart w:id="190" w:name="sol-loocv"/>
+    <w:bookmarkEnd w:id="190"/>
+    <w:bookmarkStart w:id="191" w:name="sol-loocv"/>
     <w:p>
       <w:pPr>
         <w:pStyle w:val="FirstParagraph"/>
@@ -53540,8 +53551,8 @@
         <w:t xml:space="preserve">the estimate is not random.</w:t>
       </w:r>
     </w:p>
-    <w:bookmarkEnd w:id="190"/>
-    <w:bookmarkStart w:id="192" w:name="def-loocv"/>
+    <w:bookmarkEnd w:id="191"/>
+    <w:bookmarkStart w:id="193" w:name="def-loocv"/>
     <w:p>
       <w:pPr>
         <w:pStyle w:val="FirstParagraph"/>
@@ -53849,7 +53860,7 @@
       <w:pPr>
         <w:pStyle w:val="BodyText"/>
       </w:pPr>
-      <w:bookmarkStart w:id="191" w:name="eq-loocv"/>
+      <w:bookmarkStart w:id="192" w:name="eq-loocv"/>
       <m:oMathPara>
         <m:oMathParaPr>
           <m:jc m:val="center"/>
@@ -54099,7 +54110,7 @@
           </m:r>
         </m:oMath>
       </m:oMathPara>
-      <w:bookmarkEnd w:id="191"/>
+      <w:bookmarkEnd w:id="192"/>
     </w:p>
     <w:p>
       <w:pPr>
@@ -54118,8 +54129,8 @@
         <w:t xml:space="preserve">.</w:t>
       </w:r>
     </w:p>
-    <w:bookmarkEnd w:id="192"/>
-    <w:bookmarkStart w:id="193" w:name="lem-loocv-not-random"/>
+    <w:bookmarkEnd w:id="193"/>
+    <w:bookmarkStart w:id="194" w:name="lem-loocv-not-random"/>
     <w:p>
       <w:pPr>
         <w:pStyle w:val="BodyText"/>
@@ -54468,7 +54479,7 @@
         <w:t xml:space="preserve">.</w:t>
       </w:r>
     </w:p>
-    <w:bookmarkEnd w:id="193"/>
+    <w:bookmarkEnd w:id="194"/>
     <w:p>
       <w:pPr>
         <w:pStyle w:val="BodyText"/>
@@ -55994,7 +56005,7 @@
         <w:t xml:space="preserve">fits, with the folds numbered differently.</w:t>
       </w:r>
     </w:p>
-    <w:bookmarkStart w:id="195" w:name="def-term-vector"/>
+    <w:bookmarkStart w:id="196" w:name="def-term-vector"/>
     <w:p>
       <w:pPr>
         <w:pStyle w:val="FirstParagraph"/>
@@ -56255,7 +56266,7 @@
       <w:pPr>
         <w:pStyle w:val="BodyText"/>
       </w:pPr>
-      <w:bookmarkStart w:id="194" w:name="eq-term-vector"/>
+      <w:bookmarkStart w:id="195" w:name="eq-term-vector"/>
       <m:oMathPara>
         <m:oMathParaPr>
           <m:jc m:val="center"/>
@@ -56455,10 +56466,10 @@
           </m:r>
         </m:oMath>
       </m:oMathPara>
-      <w:bookmarkEnd w:id="194"/>
+      <w:bookmarkEnd w:id="195"/>
     </w:p>
-    <w:bookmarkEnd w:id="195"/>
-    <w:bookmarkStart w:id="197" w:name="rem-term-vector"/>
+    <w:bookmarkEnd w:id="196"/>
+    <w:bookmarkStart w:id="198" w:name="rem-term-vector"/>
     <w:p>
       <w:pPr>
         <w:pStyle w:val="FirstParagraph"/>
@@ -56551,7 +56562,7 @@
       <w:r>
         <w:t xml:space="preserve"> </w:t>
       </w:r>
-      <w:hyperlink r:id="rId196">
+      <w:hyperlink r:id="rId197">
         <w:r>
           <w:rPr>
             <w:rStyle w:val="Hyperlink"/>
@@ -56587,8 +56598,8 @@
         <w:t xml:space="preserve">.</w:t>
       </w:r>
     </w:p>
-    <w:bookmarkEnd w:id="197"/>
-    <w:bookmarkStart w:id="199" w:name="def-cross-product-matrix"/>
+    <w:bookmarkEnd w:id="198"/>
+    <w:bookmarkStart w:id="200" w:name="def-cross-product-matrix"/>
     <w:p>
       <w:pPr>
         <w:pStyle w:val="BodyText"/>
@@ -56710,7 +56721,7 @@
       <w:pPr>
         <w:pStyle w:val="BodyText"/>
       </w:pPr>
-      <w:bookmarkStart w:id="198" w:name="eq-cross-product-matrix"/>
+      <w:bookmarkStart w:id="199" w:name="eq-cross-product-matrix"/>
       <m:oMathPara>
         <m:oMathParaPr>
           <m:jc m:val="center"/>
@@ -56843,10 +56854,10 @@
           </m:r>
         </m:oMath>
       </m:oMathPara>
-      <w:bookmarkEnd w:id="198"/>
+      <w:bookmarkEnd w:id="199"/>
     </w:p>
-    <w:bookmarkEnd w:id="199"/>
-    <w:bookmarkStart w:id="201" w:name="rem-source-cross-product-matrix"/>
+    <w:bookmarkEnd w:id="200"/>
+    <w:bookmarkStart w:id="202" w:name="rem-source-cross-product-matrix"/>
     <w:p>
       <w:pPr>
         <w:pStyle w:val="FirstParagraph"/>
@@ -56895,7 +56906,7 @@
       <w:r>
         <w:t xml:space="preserve"> </w:t>
       </w:r>
-      <w:hyperlink r:id="rId200">
+      <w:hyperlink r:id="rId201">
         <w:r>
           <w:rPr>
             <w:rStyle w:val="Hyperlink"/>
@@ -56907,8 +56918,8 @@
         <w:t xml:space="preserve">).</w:t>
       </w:r>
     </w:p>
-    <w:bookmarkEnd w:id="201"/>
-    <w:bookmarkStart w:id="204" w:name="rem-cross-product-matrix"/>
+    <w:bookmarkEnd w:id="202"/>
+    <w:bookmarkStart w:id="205" w:name="rem-cross-product-matrix"/>
     <w:p>
       <w:pPr>
         <w:pStyle w:val="BodyText"/>
@@ -57217,18 +57228,18 @@
                 <wp:inline>
                   <wp:extent cx="152400" cy="152400"/>
                   <wp:effectExtent b="0" l="0" r="0" t="0"/>
-                  <wp:docPr descr="" title="" id="202" name="Picture"/>
+                  <wp:docPr descr="" title="" id="203" name="Picture"/>
                   <a:graphic>
                     <a:graphicData uri="http://schemas.openxmlformats.org/drawingml/2006/picture">
                       <pic:pic>
                         <pic:nvPicPr>
-                          <pic:cNvPr descr="/opt/quarto/share/formats/docx/note.png" id="203" name="Picture"/>
+                          <pic:cNvPr descr="/opt/quarto/share/formats/docx/note.png" id="204" name="Picture"/>
                           <pic:cNvPicPr>
                             <a:picLocks noChangeArrowheads="1" noChangeAspect="1"/>
                           </pic:cNvPicPr>
                         </pic:nvPicPr>
                         <pic:blipFill>
-                          <a:blip r:embed="rId148"/>
+                          <a:blip r:embed="rId149"/>
                           <a:stretch>
                             <a:fillRect/>
                           </a:stretch>
@@ -57308,7 +57319,7 @@
             <w:r>
               <w:t xml:space="preserve"> </w:t>
             </w:r>
-            <w:hyperlink r:id="rId200">
+            <w:hyperlink r:id="rId201">
               <w:r>
                 <w:rPr>
                   <w:rStyle w:val="Hyperlink"/>
@@ -57336,8 +57347,8 @@
         </w:tc>
       </w:tr>
     </w:tbl>
-    <w:bookmarkEnd w:id="204"/>
-    <w:bookmarkStart w:id="207" w:name="def-leverage"/>
+    <w:bookmarkEnd w:id="205"/>
+    <w:bookmarkStart w:id="208" w:name="def-leverage"/>
     <w:p>
       <w:pPr>
         <w:pStyle w:val="BodyText"/>
@@ -57358,7 +57369,7 @@
       <w:r>
         <w:t xml:space="preserve"> </w:t>
       </w:r>
-      <w:hyperlink r:id="rId205">
+      <w:hyperlink r:id="rId206">
         <w:r>
           <w:rPr>
             <w:rStyle w:val="Hyperlink"/>
@@ -57502,7 +57513,7 @@
       <w:pPr>
         <w:pStyle w:val="BodyText"/>
       </w:pPr>
-      <w:bookmarkStart w:id="206" w:name="eq-leverage"/>
+      <w:bookmarkStart w:id="207" w:name="eq-leverage"/>
       <m:oMathPara>
         <m:oMathParaPr>
           <m:jc m:val="center"/>
@@ -57633,10 +57644,10 @@
           </m:r>
         </m:oMath>
       </m:oMathPara>
-      <w:bookmarkEnd w:id="206"/>
+      <w:bookmarkEnd w:id="207"/>
     </w:p>
-    <w:bookmarkEnd w:id="207"/>
-    <w:bookmarkStart w:id="209" w:name="rem-source-leverage"/>
+    <w:bookmarkEnd w:id="208"/>
+    <w:bookmarkStart w:id="210" w:name="rem-source-leverage"/>
     <w:p>
       <w:pPr>
         <w:pStyle w:val="FirstParagraph"/>
@@ -57683,7 +57694,7 @@
       <w:r>
         <w:t xml:space="preserve"> </w:t>
       </w:r>
-      <w:hyperlink r:id="rId208">
+      <w:hyperlink r:id="rId209">
         <w:r>
           <w:rPr>
             <w:rStyle w:val="Hyperlink"/>
@@ -57695,8 +57706,8 @@
         <w:t xml:space="preserve">.</w:t>
       </w:r>
     </w:p>
-    <w:bookmarkEnd w:id="209"/>
-    <w:bookmarkStart w:id="211" w:name="thm-loocv-shortcut"/>
+    <w:bookmarkEnd w:id="210"/>
+    <w:bookmarkStart w:id="212" w:name="thm-loocv-shortcut"/>
     <w:p>
       <w:pPr>
         <w:pStyle w:val="BodyText"/>
@@ -57717,7 +57728,7 @@
       <w:r>
         <w:t xml:space="preserve"> </w:t>
       </w:r>
-      <w:hyperlink r:id="rId205">
+      <w:hyperlink r:id="rId206">
         <w:r>
           <w:rPr>
             <w:rStyle w:val="Hyperlink"/>
@@ -57817,7 +57828,7 @@
       <w:r>
         <w:t xml:space="preserve"> </w:t>
       </w:r>
-      <w:hyperlink r:id="rId39">
+      <w:hyperlink r:id="rId40">
         <w:r>
           <w:rPr>
             <w:rStyle w:val="Hyperlink"/>
@@ -57861,7 +57872,7 @@
       <w:r>
         <w:t xml:space="preserve"> </w:t>
       </w:r>
-      <w:hyperlink r:id="rId29">
+      <w:hyperlink r:id="rId30">
         <w:r>
           <w:rPr>
             <w:rStyle w:val="Hyperlink"/>
@@ -57943,7 +57954,7 @@
       <w:pPr>
         <w:pStyle w:val="BodyText"/>
       </w:pPr>
-      <w:bookmarkStart w:id="210" w:name="eq-loocv-shortcut"/>
+      <w:bookmarkStart w:id="211" w:name="eq-loocv-shortcut"/>
       <m:oMathPara>
         <m:oMathParaPr>
           <m:jc m:val="center"/>
@@ -58133,9 +58144,9 @@
           </m:r>
         </m:oMath>
       </m:oMathPara>
-      <w:bookmarkEnd w:id="210"/>
+      <w:bookmarkEnd w:id="211"/>
     </w:p>
-    <w:bookmarkEnd w:id="211"/>
+    <w:bookmarkEnd w:id="212"/>
     <w:p>
       <w:pPr>
         <w:pStyle w:val="FirstParagraph"/>
@@ -58264,7 +58275,7 @@
         <w:t xml:space="preserve">which this page does not develop.</w:t>
       </w:r>
     </w:p>
-    <w:bookmarkStart w:id="212" w:name="rem-source-loocv-shortcut"/>
+    <w:bookmarkStart w:id="213" w:name="rem-source-loocv-shortcut"/>
     <w:p>
       <w:pPr>
         <w:pStyle w:val="BodyText"/>
@@ -58307,8 +58318,8 @@
         <w:t xml:space="preserve">for many linear fitting methods.</w:t>
       </w:r>
     </w:p>
-    <w:bookmarkEnd w:id="212"/>
-    <w:bookmarkStart w:id="213" w:name="exm-loocv-shortcut"/>
+    <w:bookmarkEnd w:id="213"/>
+    <w:bookmarkStart w:id="214" w:name="exm-loocv-shortcut"/>
     <w:p>
       <w:pPr>
         <w:pStyle w:val="BodyText"/>
@@ -59396,7 +59407,7 @@
         <w:rPr>
           <w:rStyle w:val="CommentTok"/>
         </w:rPr>
-        <w:t xml:space="preserve">#&gt;    7.10543e-15    2.00000e+00</w:t>
+        <w:t xml:space="preserve">#&gt;    8.88178e-15    2.00000e+00</w:t>
       </w:r>
     </w:p>
     <w:p>
@@ -59404,7 +59415,7 @@
         <w:pStyle w:val="FirstParagraph"/>
       </w:pPr>
       <w:r>
-        <w:t xml:space="preserve">The two columns differ by at most 7.1e-15,</w:t>
+        <w:t xml:space="preserve">The two columns differ by at most 8.9e-15,</w:t>
       </w:r>
       <w:r>
         <w:t xml:space="preserve"> </w:t>
@@ -59448,8 +59459,8 @@
         <w:t xml:space="preserve">rerunning it always gives the same choice.</w:t>
       </w:r>
     </w:p>
-    <w:bookmarkEnd w:id="213"/>
-    <w:bookmarkStart w:id="214" w:name="rem-loocv"/>
+    <w:bookmarkEnd w:id="214"/>
+    <w:bookmarkStart w:id="215" w:name="rem-loocv"/>
     <w:p>
       <w:pPr>
         <w:pStyle w:val="BodyText"/>
@@ -59921,9 +59932,9 @@
         <w:t xml:space="preserve">fits.</w:t>
       </w:r>
     </w:p>
-    <w:bookmarkEnd w:id="214"/>
     <w:bookmarkEnd w:id="215"/>
-    <w:bookmarkStart w:id="244" w:name="sec-cv-model-choice"/>
+    <w:bookmarkEnd w:id="216"/>
+    <w:bookmarkStart w:id="245" w:name="sec-cv-model-choice"/>
     <w:p>
       <w:pPr>
         <w:pStyle w:val="Heading2"/>
@@ -59932,7 +59943,7 @@
         <w:t xml:space="preserve">8 Choosing a model by cross-validation</w:t>
       </w:r>
     </w:p>
-    <w:bookmarkStart w:id="217" w:name="def-cv-estimate-indexed"/>
+    <w:bookmarkStart w:id="218" w:name="def-cv-estimate-indexed"/>
     <w:p>
       <w:pPr>
         <w:pStyle w:val="FirstParagraph"/>
@@ -60310,7 +60321,7 @@
       <w:pPr>
         <w:pStyle w:val="BodyText"/>
       </w:pPr>
-      <w:bookmarkStart w:id="216" w:name="eq-cv-estimate-indexed"/>
+      <w:bookmarkStart w:id="217" w:name="eq-cv-estimate-indexed"/>
       <m:oMathPara>
         <m:oMathParaPr>
           <m:jc m:val="center"/>
@@ -60720,10 +60731,10 @@
           </m:r>
         </m:oMath>
       </m:oMathPara>
-      <w:bookmarkEnd w:id="216"/>
+      <w:bookmarkEnd w:id="217"/>
     </w:p>
-    <w:bookmarkEnd w:id="217"/>
-    <w:bookmarkStart w:id="219" w:name="def-cv-choice"/>
+    <w:bookmarkEnd w:id="218"/>
+    <w:bookmarkStart w:id="220" w:name="def-cv-choice"/>
     <w:p>
       <w:pPr>
         <w:pStyle w:val="FirstParagraph"/>
@@ -61065,7 +61076,7 @@
       <w:pPr>
         <w:pStyle w:val="BodyText"/>
       </w:pPr>
-      <w:bookmarkStart w:id="218" w:name="eq-cv-choice"/>
+      <w:bookmarkStart w:id="219" w:name="eq-cv-choice"/>
       <m:oMathPara>
         <m:oMathParaPr>
           <m:jc m:val="center"/>
@@ -61349,10 +61360,10 @@
           </m:r>
         </m:oMath>
       </m:oMathPara>
-      <w:bookmarkEnd w:id="218"/>
+      <w:bookmarkEnd w:id="219"/>
     </w:p>
-    <w:bookmarkEnd w:id="219"/>
-    <w:bookmarkStart w:id="221" w:name="def-nested-cv"/>
+    <w:bookmarkEnd w:id="220"/>
+    <w:bookmarkStart w:id="222" w:name="def-nested-cv"/>
     <w:p>
       <w:pPr>
         <w:pStyle w:val="FirstParagraph"/>
@@ -61479,7 +61490,7 @@
       <w:pPr>
         <w:pStyle w:val="BodyText"/>
       </w:pPr>
-      <w:bookmarkStart w:id="220" w:name="eq-nested-cv"/>
+      <w:bookmarkStart w:id="221" w:name="eq-nested-cv"/>
       <m:oMathPara>
         <m:oMathParaPr>
           <m:jc m:val="center"/>
@@ -61606,10 +61617,10 @@
           </m:r>
         </m:oMath>
       </m:oMathPara>
-      <w:bookmarkEnd w:id="220"/>
+      <w:bookmarkEnd w:id="221"/>
     </w:p>
-    <w:bookmarkEnd w:id="221"/>
-    <w:bookmarkStart w:id="222" w:name="rem-source-nested-cv"/>
+    <w:bookmarkEnd w:id="222"/>
+    <w:bookmarkStart w:id="223" w:name="rem-source-nested-cv"/>
     <w:p>
       <w:pPr>
         <w:pStyle w:val="FirstParagraph"/>
@@ -61640,8 +61651,8 @@
         <w:t xml:space="preserve">choices included.</w:t>
       </w:r>
     </w:p>
-    <w:bookmarkEnd w:id="222"/>
-    <w:bookmarkStart w:id="223" w:name="rem-nested-cv"/>
+    <w:bookmarkEnd w:id="223"/>
+    <w:bookmarkStart w:id="224" w:name="rem-nested-cv"/>
     <w:p>
       <w:pPr>
         <w:pStyle w:val="BodyText"/>
@@ -61797,8 +61808,8 @@
         <w:t xml:space="preserve">That inner cross-validation is the nested one.</w:t>
       </w:r>
     </w:p>
-    <w:bookmarkEnd w:id="223"/>
-    <w:bookmarkStart w:id="226" w:name="rem-cv-winner-optimistic"/>
+    <w:bookmarkEnd w:id="224"/>
+    <w:bookmarkStart w:id="227" w:name="rem-cv-winner-optimistic"/>
     <w:p>
       <w:pPr>
         <w:pStyle w:val="BodyText"/>
@@ -61991,18 +62002,18 @@
                 <wp:inline>
                   <wp:extent cx="152400" cy="152400"/>
                   <wp:effectExtent b="0" l="0" r="0" t="0"/>
-                  <wp:docPr descr="" title="" id="224" name="Picture"/>
+                  <wp:docPr descr="" title="" id="225" name="Picture"/>
                   <a:graphic>
                     <a:graphicData uri="http://schemas.openxmlformats.org/drawingml/2006/picture">
                       <pic:pic>
                         <pic:nvPicPr>
-                          <pic:cNvPr descr="/opt/quarto/share/formats/docx/note.png" id="225" name="Picture"/>
+                          <pic:cNvPr descr="/opt/quarto/share/formats/docx/note.png" id="226" name="Picture"/>
                           <pic:cNvPicPr>
                             <a:picLocks noChangeArrowheads="1" noChangeAspect="1"/>
                           </pic:cNvPicPr>
                         </pic:nvPicPr>
                         <pic:blipFill>
-                          <a:blip r:embed="rId148"/>
+                          <a:blip r:embed="rId149"/>
                           <a:stretch>
                             <a:fillRect/>
                           </a:stretch>
@@ -62066,8 +62077,8 @@
         </w:tc>
       </w:tr>
     </w:tbl>
-    <w:bookmarkEnd w:id="226"/>
-    <w:bookmarkStart w:id="229" w:name="def-cv-se"/>
+    <w:bookmarkEnd w:id="227"/>
+    <w:bookmarkStart w:id="230" w:name="def-cv-se"/>
     <w:p>
       <w:pPr>
         <w:pStyle w:val="BodyText"/>
@@ -62171,7 +62182,7 @@
       <w:r>
         <w:t xml:space="preserve"> </w:t>
       </w:r>
-      <w:hyperlink r:id="rId227">
+      <w:hyperlink r:id="rId228">
         <w:r>
           <w:rPr>
             <w:rStyle w:val="Hyperlink"/>
@@ -62237,7 +62248,7 @@
       <w:pPr>
         <w:pStyle w:val="BodyText"/>
       </w:pPr>
-      <w:bookmarkStart w:id="228" w:name="eq-cv-se"/>
+      <w:bookmarkStart w:id="229" w:name="eq-cv-se"/>
       <m:oMathPara>
         <m:oMathParaPr>
           <m:jc m:val="center"/>
@@ -62412,10 +62423,10 @@
           </m:r>
         </m:oMath>
       </m:oMathPara>
-      <w:bookmarkEnd w:id="228"/>
+      <w:bookmarkEnd w:id="229"/>
     </w:p>
-    <w:bookmarkEnd w:id="229"/>
-    <w:bookmarkStart w:id="230" w:name="rem-source-cv-se"/>
+    <w:bookmarkEnd w:id="230"/>
+    <w:bookmarkStart w:id="231" w:name="rem-source-cv-se"/>
     <w:p>
       <w:pPr>
         <w:pStyle w:val="FirstParagraph"/>
@@ -62437,8 +62448,8 @@
         <w:t xml:space="preserve">, who call the result a standard error.</w:t>
       </w:r>
     </w:p>
-    <w:bookmarkEnd w:id="230"/>
-    <w:bookmarkStart w:id="232" w:name="rem-cv-se"/>
+    <w:bookmarkEnd w:id="231"/>
+    <w:bookmarkStart w:id="233" w:name="rem-cv-se"/>
     <w:p>
       <w:pPr>
         <w:pStyle w:val="BodyText"/>
@@ -62661,7 +62672,7 @@
       <w:r>
         <w:t xml:space="preserve"> </w:t>
       </w:r>
-      <w:hyperlink r:id="rId231">
+      <w:hyperlink r:id="rId232">
         <w:r>
           <w:rPr>
             <w:rStyle w:val="Hyperlink"/>
@@ -62725,8 +62736,8 @@
         <w:t xml:space="preserve">.</w:t>
       </w:r>
     </w:p>
-    <w:bookmarkEnd w:id="232"/>
-    <w:bookmarkStart w:id="234" w:name="def-fold-mse-indexed"/>
+    <w:bookmarkEnd w:id="233"/>
+    <w:bookmarkStart w:id="235" w:name="def-fold-mse-indexed"/>
     <w:p>
       <w:pPr>
         <w:pStyle w:val="BodyText"/>
@@ -62904,7 +62915,7 @@
       <w:pPr>
         <w:pStyle w:val="BodyText"/>
       </w:pPr>
-      <w:bookmarkStart w:id="233" w:name="eq-fold-mse-indexed"/>
+      <w:bookmarkStart w:id="234" w:name="eq-fold-mse-indexed"/>
       <m:oMathPara>
         <m:oMathParaPr>
           <m:jc m:val="center"/>
@@ -63291,10 +63302,10 @@
           </m:r>
         </m:oMath>
       </m:oMathPara>
-      <w:bookmarkEnd w:id="233"/>
+      <w:bookmarkEnd w:id="234"/>
     </w:p>
-    <w:bookmarkEnd w:id="234"/>
-    <w:bookmarkStart w:id="236" w:name="def-cv-se-indexed"/>
+    <w:bookmarkEnd w:id="235"/>
+    <w:bookmarkStart w:id="237" w:name="def-cv-se-indexed"/>
     <w:p>
       <w:pPr>
         <w:pStyle w:val="FirstParagraph"/>
@@ -63500,7 +63511,7 @@
       <w:pPr>
         <w:pStyle w:val="BodyText"/>
       </w:pPr>
-      <w:bookmarkStart w:id="235" w:name="eq-cv-se-indexed"/>
+      <w:bookmarkStart w:id="236" w:name="eq-cv-se-indexed"/>
       <m:oMathPara>
         <m:oMathParaPr>
           <m:jc m:val="center"/>
@@ -63798,10 +63809,10 @@
           </m:r>
         </m:oMath>
       </m:oMathPara>
-      <w:bookmarkEnd w:id="235"/>
+      <w:bookmarkEnd w:id="236"/>
     </w:p>
-    <w:bookmarkEnd w:id="236"/>
-    <w:bookmarkStart w:id="238" w:name="def-one-se-rule"/>
+    <w:bookmarkEnd w:id="237"/>
+    <w:bookmarkStart w:id="239" w:name="def-one-se-rule"/>
     <w:p>
       <w:pPr>
         <w:pStyle w:val="FirstParagraph"/>
@@ -64059,7 +64070,7 @@
       <w:pPr>
         <w:pStyle w:val="BodyText"/>
       </w:pPr>
-      <w:bookmarkStart w:id="237" w:name="eq-one-se-rule"/>
+      <w:bookmarkStart w:id="238" w:name="eq-one-se-rule"/>
       <m:oMathPara>
         <m:oMathParaPr>
           <m:jc m:val="center"/>
@@ -64393,7 +64404,7 @@
           </m:r>
         </m:oMath>
       </m:oMathPara>
-      <w:bookmarkEnd w:id="237"/>
+      <w:bookmarkEnd w:id="238"/>
     </w:p>
     <w:p>
       <w:pPr>
@@ -64412,8 +64423,8 @@
         <w:t xml:space="preserve">.</w:t>
       </w:r>
     </w:p>
-    <w:bookmarkEnd w:id="238"/>
-    <w:bookmarkStart w:id="243" w:name="exm-one-se-rule"/>
+    <w:bookmarkEnd w:id="239"/>
+    <w:bookmarkStart w:id="244" w:name="exm-one-se-rule"/>
     <w:p>
       <w:pPr>
         <w:pStyle w:val="BodyText"/>
@@ -65485,7 +65496,7 @@
       <w:tr>
         <w:tc>
           <w:tcPr/>
-          <w:bookmarkStart w:id="242" w:name="fig-one-se-rule"/>
+          <w:bookmarkStart w:id="243" w:name="fig-one-se-rule"/>
           <w:p>
             <w:pPr>
               <w:pStyle w:val="SourceCode"/>
@@ -66098,18 +66109,18 @@
                 <wp:inline>
                   <wp:extent cx="4620126" cy="3696101"/>
                   <wp:effectExtent b="0" l="0" r="0" t="0"/>
-                  <wp:docPr descr="" title="" id="240" name="Picture"/>
+                  <wp:docPr descr="" title="" id="241" name="Picture"/>
                   <a:graphic>
                     <a:graphicData uri="http://schemas.openxmlformats.org/drawingml/2006/picture">
                       <pic:pic>
                         <pic:nvPicPr>
-                          <pic:cNvPr descr="model-validation_files/figure-docx/one-se-rule-plot-1.png" id="241" name="Picture"/>
+                          <pic:cNvPr descr="model-validation_files/figure-docx/one-se-rule-plot-1.png" id="242" name="Picture"/>
                           <pic:cNvPicPr>
                             <a:picLocks noChangeArrowheads="1" noChangeAspect="1"/>
                           </pic:cNvPicPr>
                         </pic:nvPicPr>
                         <pic:blipFill>
-                          <a:blip r:embed="rId239"/>
+                          <a:blip r:embed="rId240"/>
                           <a:stretch>
                             <a:fillRect/>
                           </a:stretch>
@@ -66189,7 +66200,7 @@
               <w:t xml:space="preserve">The dashed line is one fold-based standard error above the smallest estimate.</w:t>
             </w:r>
           </w:p>
-          <w:bookmarkEnd w:id="242"/>
+          <w:bookmarkEnd w:id="243"/>
         </w:tc>
       </w:tr>
     </w:tbl>
@@ -66278,9 +66289,9 @@
         <w:t xml:space="preserve">and 0.315 for degree 3.</w:t>
       </w:r>
     </w:p>
-    <w:bookmarkEnd w:id="243"/>
     <w:bookmarkEnd w:id="244"/>
-    <w:bookmarkStart w:id="251" w:name="sec-cv-whole-procedure"/>
+    <w:bookmarkEnd w:id="245"/>
+    <w:bookmarkStart w:id="252" w:name="sec-cv-whole-procedure"/>
     <w:p>
       <w:pPr>
         <w:pStyle w:val="Heading2"/>
@@ -66289,7 +66300,7 @@
         <w:t xml:space="preserve">9 Cross-validating the whole procedure</w:t>
       </w:r>
     </w:p>
-    <w:bookmarkStart w:id="247" w:name="exr-cv-screening"/>
+    <w:bookmarkStart w:id="248" w:name="exr-cv-screening"/>
     <w:p>
       <w:pPr>
         <w:pStyle w:val="FirstParagraph"/>
@@ -66589,18 +66600,18 @@
                 <wp:inline>
                   <wp:extent cx="152400" cy="152400"/>
                   <wp:effectExtent b="0" l="0" r="0" t="0"/>
-                  <wp:docPr descr="" title="" id="245" name="Picture"/>
+                  <wp:docPr descr="" title="" id="246" name="Picture"/>
                   <a:graphic>
                     <a:graphicData uri="http://schemas.openxmlformats.org/drawingml/2006/picture">
                       <pic:pic>
                         <pic:nvPicPr>
-                          <pic:cNvPr descr="/opt/quarto/share/formats/docx/note.png" id="246" name="Picture"/>
+                          <pic:cNvPr descr="/opt/quarto/share/formats/docx/note.png" id="247" name="Picture"/>
                           <pic:cNvPicPr>
                             <a:picLocks noChangeArrowheads="1" noChangeAspect="1"/>
                           </pic:cNvPicPr>
                         </pic:nvPicPr>
                         <pic:blipFill>
-                          <a:blip r:embed="rId148"/>
+                          <a:blip r:embed="rId149"/>
                           <a:stretch>
                             <a:fillRect/>
                           </a:stretch>
@@ -66682,8 +66693,8 @@
         </w:tc>
       </w:tr>
     </w:tbl>
-    <w:bookmarkEnd w:id="247"/>
-    <w:bookmarkStart w:id="248" w:name="sol-cv-screening"/>
+    <w:bookmarkEnd w:id="248"/>
+    <w:bookmarkStart w:id="249" w:name="sol-cv-screening"/>
     <w:p>
       <w:pPr>
         <w:pStyle w:val="BodyText"/>
@@ -68611,8 +68622,8 @@
         <w:t xml:space="preserve">needs fails.</w:t>
       </w:r>
     </w:p>
-    <w:bookmarkEnd w:id="248"/>
-    <w:bookmarkStart w:id="250" w:name="rem-cv-every-step"/>
+    <w:bookmarkEnd w:id="249"/>
+    <w:bookmarkStart w:id="251" w:name="rem-cv-every-step"/>
     <w:p>
       <w:pPr>
         <w:pStyle w:val="BodyText"/>
@@ -68768,7 +68779,7 @@
       <w:r>
         <w:t xml:space="preserve"> </w:t>
       </w:r>
-      <w:hyperlink r:id="rId249">
+      <w:hyperlink r:id="rId250">
         <w:r>
           <w:rPr>
             <w:rStyle w:val="Hyperlink"/>
@@ -68792,9 +68803,9 @@
         <w:t xml:space="preserve">when they are computed without the outcome.</w:t>
       </w:r>
     </w:p>
-    <w:bookmarkEnd w:id="250"/>
     <w:bookmarkEnd w:id="251"/>
-    <w:bookmarkStart w:id="252" w:name="further-reading"/>
+    <w:bookmarkEnd w:id="252"/>
+    <w:bookmarkStart w:id="253" w:name="further-reading"/>
     <w:p>
       <w:pPr>
         <w:pStyle w:val="Heading2"/>
@@ -68823,8 +68834,8 @@
         <w:t xml:space="preserve">including the covariance and correlation matrices that cross-products produce.</w:t>
       </w:r>
     </w:p>
-    <w:bookmarkEnd w:id="252"/>
-    <w:bookmarkStart w:id="260" w:name="references"/>
+    <w:bookmarkEnd w:id="253"/>
+    <w:bookmarkStart w:id="261" w:name="references"/>
     <w:p>
       <w:pPr>
         <w:pStyle w:val="Heading2"/>
@@ -68833,8 +68844,8 @@
         <w:t xml:space="preserve">References</w:t>
       </w:r>
     </w:p>
-    <w:bookmarkStart w:id="259" w:name="refs"/>
-    <w:bookmarkStart w:id="254" w:name="ref-hastie2009elements"/>
+    <w:bookmarkStart w:id="260" w:name="refs"/>
+    <w:bookmarkStart w:id="255" w:name="ref-hastie2009elements"/>
     <w:p>
       <w:pPr>
         <w:pStyle w:val="Bibliography"/>
@@ -68858,7 +68869,7 @@
       <w:r>
         <w:t xml:space="preserve"> </w:t>
       </w:r>
-      <w:hyperlink r:id="rId253">
+      <w:hyperlink r:id="rId254">
         <w:r>
           <w:rPr>
             <w:rStyle w:val="Hyperlink"/>
@@ -68870,8 +68881,8 @@
         <w:t xml:space="preserve">.</w:t>
       </w:r>
     </w:p>
-    <w:bookmarkEnd w:id="254"/>
-    <w:bookmarkStart w:id="256" w:name="ref-james2021islr2e"/>
+    <w:bookmarkEnd w:id="255"/>
+    <w:bookmarkStart w:id="257" w:name="ref-james2021islr2e"/>
     <w:p>
       <w:pPr>
         <w:pStyle w:val="Bibliography"/>
@@ -68909,7 +68920,7 @@
       <w:r>
         <w:t xml:space="preserve"> </w:t>
       </w:r>
-      <w:hyperlink r:id="rId255">
+      <w:hyperlink r:id="rId256">
         <w:r>
           <w:rPr>
             <w:rStyle w:val="Hyperlink"/>
@@ -68921,8 +68932,8 @@
         <w:t xml:space="preserve">.</w:t>
       </w:r>
     </w:p>
-    <w:bookmarkEnd w:id="256"/>
-    <w:bookmarkStart w:id="258" w:name="ref-sanchez2020matrix4sl"/>
+    <w:bookmarkEnd w:id="257"/>
+    <w:bookmarkStart w:id="259" w:name="ref-sanchez2020matrix4sl"/>
     <w:p>
       <w:pPr>
         <w:pStyle w:val="Bibliography"/>
@@ -68960,7 +68971,7 @@
       <w:r>
         <w:t xml:space="preserve"> </w:t>
       </w:r>
-      <w:hyperlink r:id="rId257">
+      <w:hyperlink r:id="rId258">
         <w:r>
           <w:rPr>
             <w:rStyle w:val="Hyperlink"/>
@@ -68972,9 +68983,9 @@
         <w:t xml:space="preserve">.</w:t>
       </w:r>
     </w:p>
-    <w:bookmarkEnd w:id="258"/>
     <w:bookmarkEnd w:id="259"/>
     <w:bookmarkEnd w:id="260"/>
+    <w:bookmarkEnd w:id="261"/>
     <w:sectPr>
       <w:footnotePr>
         <w:numRestart w:val="eachSect"/>
